--- a/APLOS/POPResources/Templates/GRNReport20201.docx
+++ b/APLOS/POPResources/Templates/GRNReport20201.docx
@@ -58,17 +58,874 @@
         </w:rPr>
         <w:tab/>
       </w:r>
+      <w:bookmarkStart w:id="0" w:name="_GoBack"/>
+      <w:bookmarkEnd w:id="0"/>
     </w:p>
-    <w:p>
-      <w:pPr>
-        <w:rPr>
-          <w:rFonts w:ascii="Tahoma" w:hAnsi="Tahoma" w:cs="Tahoma"/>
-          <w:noProof/>
-          <w:sz w:val="20"/>
-          <w:szCs w:val="20"/>
-        </w:rPr>
-      </w:pPr>
-    </w:p>
+    <w:tbl>
+      <w:tblPr>
+        <w:tblStyle w:val="TableGrid"/>
+        <w:tblpPr w:leftFromText="180" w:rightFromText="180" w:vertAnchor="page" w:horzAnchor="margin" w:tblpY="3249"/>
+        <w:tblW w:w="15300" w:type="dxa"/>
+        <w:tblLook w:val="04A0" w:firstRow="1" w:lastRow="0" w:firstColumn="1" w:lastColumn="0" w:noHBand="0" w:noVBand="1"/>
+      </w:tblPr>
+      <w:tblGrid>
+        <w:gridCol w:w="7488"/>
+        <w:gridCol w:w="4474"/>
+        <w:gridCol w:w="3338"/>
+      </w:tblGrid>
+      <w:tr>
+        <w:trPr>
+          <w:trHeight w:val="481"/>
+        </w:trPr>
+        <w:tc>
+          <w:tcPr>
+            <w:tcW w:w="7488" w:type="dxa"/>
+          </w:tcPr>
+          <w:p>
+            <w:pPr>
+              <w:rPr>
+                <w:rFonts w:ascii="Arial" w:eastAsia="Arial" w:hAnsi="Arial" w:cs="Arial"/>
+                <w:b/>
+                <w:bCs/>
+                <w:sz w:val="14"/>
+                <w:szCs w:val="14"/>
+              </w:rPr>
+            </w:pPr>
+            <w:r>
+              <w:rPr>
+                <w:rFonts w:ascii="Arial" w:eastAsia="Arial" w:hAnsi="Arial" w:cs="Arial"/>
+                <w:b/>
+                <w:bCs/>
+                <w:sz w:val="14"/>
+                <w:szCs w:val="14"/>
+              </w:rPr>
+              <w:t>GRN NO:</w:t>
+            </w:r>
+            <w:r>
+              <w:rPr>
+                <w:rFonts w:ascii="Arial" w:eastAsia="Arial" w:hAnsi="Arial" w:cs="Arial"/>
+                <w:bCs/>
+                <w:sz w:val="14"/>
+                <w:szCs w:val="14"/>
+              </w:rPr>
+              <w:t>{</w:t>
+            </w:r>
+            <w:proofErr w:type="spellStart"/>
+            <w:r>
+              <w:rPr>
+                <w:rFonts w:ascii="Consolas" w:hAnsi="Consolas" w:cs="Consolas"/>
+                <w:color w:val="000000"/>
+                <w:sz w:val="19"/>
+                <w:szCs w:val="19"/>
+                <w:highlight w:val="white"/>
+              </w:rPr>
+              <w:t>grnNumber</w:t>
+            </w:r>
+            <w:proofErr w:type="spellEnd"/>
+            <w:r>
+              <w:rPr>
+                <w:rFonts w:ascii="Arial" w:eastAsia="Arial" w:hAnsi="Arial" w:cs="Arial"/>
+                <w:bCs/>
+                <w:sz w:val="14"/>
+                <w:szCs w:val="14"/>
+              </w:rPr>
+              <w:t>}</w:t>
+            </w:r>
+          </w:p>
+          <w:p>
+            <w:pPr>
+              <w:rPr>
+                <w:rFonts w:ascii="Arial" w:eastAsia="Arial" w:hAnsi="Arial" w:cs="Arial"/>
+                <w:b/>
+                <w:bCs/>
+                <w:sz w:val="14"/>
+                <w:szCs w:val="14"/>
+              </w:rPr>
+            </w:pPr>
+            <w:r>
+              <w:rPr>
+                <w:rFonts w:ascii="Arial" w:eastAsia="Arial" w:hAnsi="Arial" w:cs="Arial"/>
+                <w:b/>
+                <w:bCs/>
+                <w:sz w:val="14"/>
+                <w:szCs w:val="14"/>
+              </w:rPr>
+              <w:t>P</w:t>
+            </w:r>
+            <w:r>
+              <w:rPr>
+                <w:rFonts w:ascii="Arial" w:eastAsia="Arial" w:hAnsi="Arial" w:cs="Arial"/>
+                <w:b/>
+                <w:bCs/>
+                <w:sz w:val="14"/>
+                <w:szCs w:val="14"/>
+              </w:rPr>
+              <w:t>O</w:t>
+            </w:r>
+            <w:r>
+              <w:rPr>
+                <w:rFonts w:ascii="Arial" w:eastAsia="Arial" w:hAnsi="Arial" w:cs="Arial"/>
+                <w:b/>
+                <w:bCs/>
+                <w:sz w:val="14"/>
+                <w:szCs w:val="14"/>
+              </w:rPr>
+              <w:t xml:space="preserve"> No: </w:t>
+            </w:r>
+            <w:r>
+              <w:rPr>
+                <w:rFonts w:ascii="Arial" w:eastAsia="Times New Roman" w:hAnsi="Arial" w:cs="Arial"/>
+                <w:color w:val="000000"/>
+                <w:sz w:val="14"/>
+              </w:rPr>
+              <w:t>{</w:t>
+            </w:r>
+            <w:proofErr w:type="spellStart"/>
+            <w:r>
+              <w:rPr>
+                <w:rFonts w:ascii="Arial" w:eastAsia="Times New Roman" w:hAnsi="Arial" w:cs="Arial"/>
+                <w:color w:val="000000"/>
+                <w:sz w:val="14"/>
+              </w:rPr>
+              <w:t>PONumber</w:t>
+            </w:r>
+            <w:proofErr w:type="spellEnd"/>
+            <w:r>
+              <w:rPr>
+                <w:rFonts w:ascii="Arial" w:eastAsia="Times New Roman" w:hAnsi="Arial" w:cs="Arial"/>
+                <w:color w:val="000000"/>
+                <w:sz w:val="14"/>
+              </w:rPr>
+              <w:t>}</w:t>
+            </w:r>
+          </w:p>
+          <w:p>
+            <w:pPr>
+              <w:rPr>
+                <w:rFonts w:ascii="Arial" w:eastAsia="Arial" w:hAnsi="Arial" w:cs="Arial"/>
+                <w:b/>
+                <w:bCs/>
+                <w:sz w:val="14"/>
+                <w:szCs w:val="14"/>
+              </w:rPr>
+            </w:pPr>
+            <w:r>
+              <w:rPr>
+                <w:rFonts w:ascii="Arial" w:eastAsia="Arial" w:hAnsi="Arial" w:cs="Arial"/>
+                <w:b/>
+                <w:bCs/>
+                <w:sz w:val="14"/>
+                <w:szCs w:val="14"/>
+              </w:rPr>
+              <w:t>Employee Name:{</w:t>
+            </w:r>
+            <w:proofErr w:type="spellStart"/>
+            <w:r>
+              <w:rPr>
+                <w:rFonts w:ascii="Arial" w:eastAsia="Arial" w:hAnsi="Arial" w:cs="Arial"/>
+                <w:b/>
+                <w:bCs/>
+                <w:sz w:val="14"/>
+                <w:szCs w:val="14"/>
+              </w:rPr>
+              <w:t>EmployeeName</w:t>
+            </w:r>
+            <w:proofErr w:type="spellEnd"/>
+            <w:r>
+              <w:rPr>
+                <w:rFonts w:ascii="Arial" w:eastAsia="Arial" w:hAnsi="Arial" w:cs="Arial"/>
+                <w:b/>
+                <w:bCs/>
+                <w:sz w:val="14"/>
+                <w:szCs w:val="14"/>
+              </w:rPr>
+              <w:t>}</w:t>
+            </w:r>
+          </w:p>
+          <w:p>
+            <w:pPr>
+              <w:rPr>
+                <w:rFonts w:ascii="Arial" w:hAnsi="Arial" w:cs="Arial"/>
+                <w:sz w:val="12"/>
+              </w:rPr>
+            </w:pPr>
+          </w:p>
+        </w:tc>
+        <w:tc>
+          <w:tcPr>
+            <w:tcW w:w="4474" w:type="dxa"/>
+          </w:tcPr>
+          <w:p>
+            <w:pPr>
+              <w:rPr>
+                <w:rFonts w:ascii="Arial" w:hAnsi="Arial" w:cs="Arial"/>
+                <w:sz w:val="16"/>
+              </w:rPr>
+            </w:pPr>
+            <w:r>
+              <w:rPr>
+                <w:rFonts w:ascii="Arial" w:eastAsia="Arial" w:hAnsi="Arial" w:cs="Arial"/>
+                <w:b/>
+                <w:bCs/>
+                <w:sz w:val="14"/>
+                <w:szCs w:val="14"/>
+              </w:rPr>
+              <w:t xml:space="preserve">Dated: </w:t>
+            </w:r>
+            <w:r>
+              <w:rPr>
+                <w:rFonts w:ascii="Arial" w:eastAsia="Arial" w:hAnsi="Arial" w:cs="Arial"/>
+                <w:b/>
+                <w:bCs/>
+                <w:sz w:val="14"/>
+                <w:szCs w:val="14"/>
+              </w:rPr>
+              <w:t xml:space="preserve"> </w:t>
+            </w:r>
+            <w:r>
+              <w:rPr>
+                <w:rFonts w:ascii="Arial" w:eastAsia="Times New Roman" w:hAnsi="Arial" w:cs="Arial"/>
+                <w:color w:val="000000"/>
+                <w:sz w:val="14"/>
+              </w:rPr>
+              <w:t>{</w:t>
+            </w:r>
+            <w:proofErr w:type="spellStart"/>
+            <w:r>
+              <w:rPr>
+                <w:rFonts w:ascii="Arial" w:eastAsia="Times New Roman" w:hAnsi="Arial" w:cs="Arial"/>
+                <w:color w:val="000000"/>
+                <w:sz w:val="14"/>
+              </w:rPr>
+              <w:t>poDate</w:t>
+            </w:r>
+            <w:proofErr w:type="spellEnd"/>
+            <w:r>
+              <w:rPr>
+                <w:rFonts w:ascii="Arial" w:eastAsia="Times New Roman" w:hAnsi="Arial" w:cs="Arial"/>
+                <w:color w:val="000000"/>
+                <w:sz w:val="14"/>
+              </w:rPr>
+              <w:t>}</w:t>
+            </w:r>
+            <w:r>
+              <w:rPr>
+                <w:rFonts w:ascii="Arial" w:eastAsia="Times New Roman" w:hAnsi="Arial" w:cs="Arial"/>
+                <w:color w:val="000000"/>
+                <w:sz w:val="14"/>
+              </w:rPr>
+              <w:t xml:space="preserve"> </w:t>
+            </w:r>
+          </w:p>
+        </w:tc>
+        <w:tc>
+          <w:tcPr>
+            <w:tcW w:w="3338" w:type="dxa"/>
+          </w:tcPr>
+          <w:p>
+            <w:pPr>
+              <w:rPr>
+                <w:rFonts w:ascii="Arial" w:hAnsi="Arial" w:cs="Arial"/>
+                <w:sz w:val="16"/>
+              </w:rPr>
+            </w:pPr>
+            <w:r>
+              <w:rPr>
+                <w:rFonts w:ascii="Arial" w:hAnsi="Arial" w:cs="Arial"/>
+                <w:sz w:val="16"/>
+              </w:rPr>
+              <w:t>Status:{</w:t>
+            </w:r>
+            <w:r>
+              <w:rPr>
+                <w:rFonts w:ascii="Consolas" w:hAnsi="Consolas" w:cs="Consolas"/>
+                <w:color w:val="000000" w:themeColor="text1"/>
+                <w:sz w:val="19"/>
+                <w:szCs w:val="19"/>
+              </w:rPr>
+              <w:t>GRNApprovedStatus</w:t>
+            </w:r>
+            <w:r>
+              <w:rPr>
+                <w:rFonts w:ascii="Arial" w:hAnsi="Arial" w:cs="Arial"/>
+                <w:sz w:val="16"/>
+              </w:rPr>
+              <w:t xml:space="preserve">} </w:t>
+            </w:r>
+          </w:p>
+          <w:p>
+            <w:pPr>
+              <w:rPr>
+                <w:rFonts w:ascii="Arial" w:hAnsi="Arial" w:cs="Arial"/>
+                <w:sz w:val="16"/>
+                <w:szCs w:val="16"/>
+              </w:rPr>
+            </w:pPr>
+            <w:r>
+              <w:rPr>
+                <w:rFonts w:ascii="Arial Narrow" w:hAnsi="Arial Narrow" w:cs="Arial"/>
+                <w:sz w:val="16"/>
+              </w:rPr>
+              <w:t>{</w:t>
+            </w:r>
+            <w:r>
+              <w:rPr>
+                <w:rFonts w:ascii="Arial Narrow" w:hAnsi="Arial Narrow" w:cs="Consolas"/>
+                <w:sz w:val="16"/>
+                <w:szCs w:val="16"/>
+              </w:rPr>
+              <w:t>CredtibleStatus</w:t>
+            </w:r>
+            <w:r>
+              <w:rPr>
+                <w:rFonts w:ascii="Arial Narrow" w:hAnsi="Arial Narrow" w:cs="Arial"/>
+                <w:sz w:val="16"/>
+              </w:rPr>
+              <w:t>}</w:t>
+            </w:r>
+          </w:p>
+        </w:tc>
+      </w:tr>
+      <w:tr>
+        <w:trPr>
+          <w:trHeight w:val="430"/>
+        </w:trPr>
+        <w:tc>
+          <w:tcPr>
+            <w:tcW w:w="7488" w:type="dxa"/>
+          </w:tcPr>
+          <w:p>
+            <w:pPr>
+              <w:rPr>
+                <w:rFonts w:ascii="Arial Narrow" w:hAnsi="Arial Narrow" w:cs="Arial"/>
+                <w:sz w:val="24"/>
+              </w:rPr>
+            </w:pPr>
+            <w:r>
+              <w:rPr>
+                <w:rFonts w:ascii="Arial Narrow" w:eastAsia="Arial" w:hAnsi="Arial Narrow" w:cs="Arial"/>
+                <w:b/>
+                <w:bCs/>
+                <w:sz w:val="14"/>
+                <w:szCs w:val="14"/>
+              </w:rPr>
+              <w:t xml:space="preserve">Vendor: </w:t>
+            </w:r>
+            <w:r>
+              <w:rPr>
+                <w:rFonts w:ascii="Arial Narrow" w:eastAsia="Times New Roman" w:hAnsi="Arial Narrow" w:cs="Arial"/>
+                <w:b/>
+                <w:bCs/>
+                <w:color w:val="000000"/>
+                <w:sz w:val="18"/>
+                <w:szCs w:val="26"/>
+              </w:rPr>
+              <w:t>{</w:t>
+            </w:r>
+            <w:proofErr w:type="spellStart"/>
+            <w:r>
+              <w:rPr>
+                <w:rFonts w:ascii="Arial Narrow" w:eastAsia="Times New Roman" w:hAnsi="Arial Narrow" w:cs="Arial"/>
+                <w:b/>
+                <w:bCs/>
+                <w:color w:val="000000"/>
+                <w:sz w:val="18"/>
+                <w:szCs w:val="26"/>
+              </w:rPr>
+              <w:t>VendorName</w:t>
+            </w:r>
+            <w:proofErr w:type="spellEnd"/>
+            <w:r>
+              <w:rPr>
+                <w:rFonts w:ascii="Arial Narrow" w:eastAsia="Times New Roman" w:hAnsi="Arial Narrow" w:cs="Arial"/>
+                <w:b/>
+                <w:bCs/>
+                <w:color w:val="000000"/>
+                <w:sz w:val="18"/>
+                <w:szCs w:val="26"/>
+              </w:rPr>
+              <w:t>}</w:t>
+            </w:r>
+          </w:p>
+          <w:p>
+            <w:pPr>
+              <w:rPr>
+                <w:rFonts w:ascii="Arial Narrow" w:eastAsia="Times New Roman" w:hAnsi="Arial Narrow" w:cs="Arial"/>
+                <w:color w:val="000000"/>
+                <w:sz w:val="14"/>
+              </w:rPr>
+            </w:pPr>
+            <w:r>
+              <w:rPr>
+                <w:rFonts w:ascii="Arial Narrow" w:eastAsia="Arial" w:hAnsi="Arial Narrow" w:cs="Arial"/>
+                <w:b/>
+                <w:bCs/>
+                <w:sz w:val="14"/>
+                <w:szCs w:val="14"/>
+              </w:rPr>
+              <w:t xml:space="preserve">Address: </w:t>
+            </w:r>
+            <w:r>
+              <w:rPr>
+                <w:rFonts w:ascii="Arial Narrow" w:eastAsia="Times New Roman" w:hAnsi="Arial Narrow" w:cs="Arial"/>
+                <w:color w:val="000000"/>
+                <w:sz w:val="14"/>
+              </w:rPr>
+              <w:t>{</w:t>
+            </w:r>
+            <w:proofErr w:type="spellStart"/>
+            <w:r>
+              <w:rPr>
+                <w:rFonts w:ascii="Arial Narrow" w:eastAsia="Times New Roman" w:hAnsi="Arial Narrow" w:cs="Arial"/>
+                <w:color w:val="000000"/>
+                <w:sz w:val="14"/>
+              </w:rPr>
+              <w:t>VendorAddress</w:t>
+            </w:r>
+            <w:proofErr w:type="spellEnd"/>
+            <w:r>
+              <w:rPr>
+                <w:rFonts w:ascii="Arial Narrow" w:eastAsia="Times New Roman" w:hAnsi="Arial Narrow" w:cs="Arial"/>
+                <w:color w:val="000000"/>
+                <w:sz w:val="14"/>
+              </w:rPr>
+              <w:t>}</w:t>
+            </w:r>
+          </w:p>
+          <w:p>
+            <w:pPr>
+              <w:rPr>
+                <w:rFonts w:ascii="Arial" w:hAnsi="Arial" w:cs="Arial"/>
+              </w:rPr>
+            </w:pPr>
+          </w:p>
+        </w:tc>
+        <w:tc>
+          <w:tcPr>
+            <w:tcW w:w="7812" w:type="dxa"/>
+            <w:gridSpan w:val="2"/>
+          </w:tcPr>
+          <w:p>
+            <w:pPr>
+              <w:rPr>
+                <w:rFonts w:ascii="Arial Narrow" w:hAnsi="Arial Narrow" w:cs="Arial"/>
+                <w:sz w:val="24"/>
+              </w:rPr>
+            </w:pPr>
+            <w:r>
+              <w:rPr>
+                <w:rFonts w:ascii="Arial Narrow" w:eastAsia="Arial" w:hAnsi="Arial Narrow" w:cs="Arial"/>
+                <w:b/>
+                <w:bCs/>
+                <w:sz w:val="14"/>
+                <w:szCs w:val="14"/>
+              </w:rPr>
+              <w:t>Invoicing party</w:t>
+            </w:r>
+            <w:r>
+              <w:rPr>
+                <w:rFonts w:ascii="Arial Narrow" w:eastAsia="Arial" w:hAnsi="Arial Narrow" w:cs="Arial"/>
+                <w:b/>
+                <w:bCs/>
+                <w:sz w:val="14"/>
+                <w:szCs w:val="14"/>
+              </w:rPr>
+              <w:t xml:space="preserve">: </w:t>
+            </w:r>
+            <w:r>
+              <w:rPr>
+                <w:rFonts w:ascii="Arial Narrow" w:eastAsia="Times New Roman" w:hAnsi="Arial Narrow" w:cs="Arial"/>
+                <w:b/>
+                <w:bCs/>
+                <w:color w:val="000000"/>
+                <w:sz w:val="18"/>
+                <w:szCs w:val="26"/>
+              </w:rPr>
+              <w:t>{</w:t>
+            </w:r>
+            <w:proofErr w:type="spellStart"/>
+            <w:r>
+              <w:rPr>
+                <w:rFonts w:ascii="Arial Narrow" w:eastAsia="Times New Roman" w:hAnsi="Arial Narrow" w:cs="Arial"/>
+                <w:b/>
+                <w:bCs/>
+                <w:color w:val="000000"/>
+                <w:sz w:val="18"/>
+                <w:szCs w:val="26"/>
+              </w:rPr>
+              <w:t>InvoicingPartyName</w:t>
+            </w:r>
+            <w:proofErr w:type="spellEnd"/>
+            <w:r>
+              <w:rPr>
+                <w:rFonts w:ascii="Arial Narrow" w:eastAsia="Times New Roman" w:hAnsi="Arial Narrow" w:cs="Arial"/>
+                <w:b/>
+                <w:bCs/>
+                <w:color w:val="000000"/>
+                <w:sz w:val="18"/>
+                <w:szCs w:val="26"/>
+              </w:rPr>
+              <w:t>}</w:t>
+            </w:r>
+            <w:r>
+              <w:rPr>
+                <w:rFonts w:ascii="Arial Narrow" w:eastAsia="Times New Roman" w:hAnsi="Arial Narrow" w:cs="Arial"/>
+                <w:b/>
+                <w:bCs/>
+                <w:color w:val="000000"/>
+                <w:sz w:val="18"/>
+                <w:szCs w:val="26"/>
+              </w:rPr>
+              <w:t xml:space="preserve"> </w:t>
+            </w:r>
+          </w:p>
+          <w:p>
+            <w:pPr>
+              <w:rPr>
+                <w:rFonts w:ascii="Arial Narrow" w:eastAsia="Times New Roman" w:hAnsi="Arial Narrow" w:cs="Arial"/>
+                <w:color w:val="000000"/>
+                <w:sz w:val="14"/>
+              </w:rPr>
+            </w:pPr>
+            <w:r>
+              <w:rPr>
+                <w:rFonts w:ascii="Arial Narrow" w:eastAsia="Arial" w:hAnsi="Arial Narrow" w:cs="Arial"/>
+                <w:b/>
+                <w:bCs/>
+                <w:sz w:val="14"/>
+                <w:szCs w:val="14"/>
+              </w:rPr>
+              <w:t xml:space="preserve">Address: </w:t>
+            </w:r>
+            <w:r>
+              <w:rPr>
+                <w:rFonts w:ascii="Arial Narrow" w:eastAsia="Times New Roman" w:hAnsi="Arial Narrow" w:cs="Arial"/>
+                <w:color w:val="000000"/>
+                <w:sz w:val="14"/>
+              </w:rPr>
+              <w:t>{</w:t>
+            </w:r>
+            <w:proofErr w:type="spellStart"/>
+            <w:r>
+              <w:rPr>
+                <w:rFonts w:ascii="Arial Narrow" w:eastAsia="Times New Roman" w:hAnsi="Arial Narrow" w:cs="Arial"/>
+                <w:color w:val="000000"/>
+                <w:sz w:val="14"/>
+              </w:rPr>
+              <w:t>InvoicingParty</w:t>
+            </w:r>
+            <w:r>
+              <w:rPr>
+                <w:rFonts w:ascii="Arial Narrow" w:eastAsia="Times New Roman" w:hAnsi="Arial Narrow" w:cs="Arial"/>
+                <w:color w:val="000000"/>
+                <w:sz w:val="14"/>
+              </w:rPr>
+              <w:t>Address</w:t>
+            </w:r>
+            <w:proofErr w:type="spellEnd"/>
+            <w:r>
+              <w:rPr>
+                <w:rFonts w:ascii="Arial Narrow" w:eastAsia="Times New Roman" w:hAnsi="Arial Narrow" w:cs="Arial"/>
+                <w:color w:val="000000"/>
+                <w:sz w:val="14"/>
+              </w:rPr>
+              <w:t>}</w:t>
+            </w:r>
+          </w:p>
+          <w:p>
+            <w:pPr>
+              <w:rPr>
+                <w:rFonts w:ascii="Arial" w:hAnsi="Arial" w:cs="Arial"/>
+              </w:rPr>
+            </w:pPr>
+          </w:p>
+        </w:tc>
+      </w:tr>
+      <w:tr>
+        <w:trPr>
+          <w:trHeight w:val="560"/>
+        </w:trPr>
+        <w:tc>
+          <w:tcPr>
+            <w:tcW w:w="15300" w:type="dxa"/>
+            <w:gridSpan w:val="3"/>
+            <w:tcBorders>
+              <w:left w:val="single" w:sz="4" w:space="0" w:color="auto"/>
+              <w:bottom w:val="single" w:sz="4" w:space="0" w:color="auto"/>
+            </w:tcBorders>
+          </w:tcPr>
+          <w:p>
+            <w:pPr>
+              <w:rPr>
+                <w:rFonts w:ascii="Arial" w:eastAsia="Arial" w:hAnsi="Arial" w:cs="Arial"/>
+                <w:b/>
+                <w:bCs/>
+                <w:sz w:val="14"/>
+                <w:szCs w:val="14"/>
+              </w:rPr>
+            </w:pPr>
+            <w:r>
+              <w:rPr>
+                <w:rFonts w:ascii="Arial" w:eastAsia="Arial" w:hAnsi="Arial" w:cs="Arial"/>
+                <w:b/>
+                <w:bCs/>
+                <w:sz w:val="14"/>
+                <w:szCs w:val="14"/>
+              </w:rPr>
+              <w:t>Kind Attn:</w:t>
+            </w:r>
+          </w:p>
+          <w:p>
+            <w:pPr>
+              <w:rPr>
+                <w:rFonts w:ascii="Arial" w:eastAsia="Arial" w:hAnsi="Arial" w:cs="Arial"/>
+                <w:b/>
+                <w:bCs/>
+                <w:sz w:val="14"/>
+                <w:szCs w:val="14"/>
+              </w:rPr>
+            </w:pPr>
+          </w:p>
+          <w:p>
+            <w:pPr>
+              <w:rPr>
+                <w:rFonts w:ascii="Arial" w:hAnsi="Arial" w:cs="Arial"/>
+              </w:rPr>
+            </w:pPr>
+            <w:r>
+              <w:rPr>
+                <w:rFonts w:ascii="Arial" w:eastAsia="Arial" w:hAnsi="Arial" w:cs="Arial"/>
+                <w:sz w:val="14"/>
+                <w:szCs w:val="14"/>
+              </w:rPr>
+              <w:t xml:space="preserve">With Reference to your above requisition, we agree to supply our </w:t>
+            </w:r>
+            <w:r>
+              <w:rPr>
+                <w:rFonts w:ascii="Arial" w:eastAsia="Arial" w:hAnsi="Arial" w:cs="Arial"/>
+                <w:sz w:val="14"/>
+                <w:szCs w:val="14"/>
+              </w:rPr>
+              <w:t>product</w:t>
+            </w:r>
+            <w:r>
+              <w:rPr>
+                <w:rFonts w:ascii="Arial" w:eastAsia="Arial" w:hAnsi="Arial" w:cs="Arial"/>
+                <w:sz w:val="14"/>
+                <w:szCs w:val="14"/>
+              </w:rPr>
+              <w:t xml:space="preserve"> under the terms and conditions stated below: -</w:t>
+            </w:r>
+          </w:p>
+        </w:tc>
+      </w:tr>
+      <w:tr>
+        <w:tblPrEx>
+          <w:tblLook w:val="0000" w:firstRow="0" w:lastRow="0" w:firstColumn="0" w:lastColumn="0" w:noHBand="0" w:noVBand="0"/>
+        </w:tblPrEx>
+        <w:trPr>
+          <w:trHeight w:val="1138"/>
+        </w:trPr>
+        <w:tc>
+          <w:tcPr>
+            <w:tcW w:w="15300" w:type="dxa"/>
+            <w:gridSpan w:val="3"/>
+            <w:tcBorders>
+              <w:left w:val="single" w:sz="4" w:space="0" w:color="auto"/>
+            </w:tcBorders>
+          </w:tcPr>
+          <w:p>
+            <w:pPr>
+              <w:jc w:val="both"/>
+              <w:rPr>
+                <w:rFonts w:ascii="Arial" w:eastAsia="Arial" w:hAnsi="Arial" w:cs="Arial"/>
+                <w:b/>
+                <w:bCs/>
+                <w:sz w:val="14"/>
+                <w:szCs w:val="14"/>
+              </w:rPr>
+            </w:pPr>
+            <w:r>
+              <w:rPr>
+                <w:rFonts w:ascii="Arial" w:eastAsia="Arial" w:hAnsi="Arial" w:cs="Arial"/>
+                <w:b/>
+                <w:bCs/>
+                <w:sz w:val="14"/>
+                <w:szCs w:val="14"/>
+              </w:rPr>
+              <w:t>{</w:t>
+            </w:r>
+            <w:proofErr w:type="spellStart"/>
+            <w:r>
+              <w:rPr>
+                <w:rFonts w:ascii="Arial" w:eastAsia="Arial" w:hAnsi="Arial" w:cs="Arial"/>
+                <w:b/>
+                <w:bCs/>
+                <w:sz w:val="14"/>
+                <w:szCs w:val="14"/>
+              </w:rPr>
+              <w:t>materialItems</w:t>
+            </w:r>
+            <w:proofErr w:type="spellEnd"/>
+            <w:r>
+              <w:rPr>
+                <w:rFonts w:ascii="Arial" w:eastAsia="Arial" w:hAnsi="Arial" w:cs="Arial"/>
+                <w:b/>
+                <w:bCs/>
+                <w:sz w:val="14"/>
+                <w:szCs w:val="14"/>
+              </w:rPr>
+              <w:t>}</w:t>
+            </w:r>
+          </w:p>
+          <w:p>
+            <w:pPr>
+              <w:rPr>
+                <w:rFonts w:ascii="Arial" w:eastAsia="Arial" w:hAnsi="Arial" w:cs="Arial"/>
+                <w:b/>
+                <w:bCs/>
+                <w:sz w:val="14"/>
+                <w:szCs w:val="14"/>
+              </w:rPr>
+            </w:pPr>
+            <w:r>
+              <w:rPr>
+                <w:rFonts w:ascii="Arial" w:eastAsia="Arial" w:hAnsi="Arial" w:cs="Arial"/>
+                <w:b/>
+                <w:bCs/>
+                <w:sz w:val="14"/>
+                <w:szCs w:val="14"/>
+              </w:rPr>
+              <w:t>{</w:t>
+            </w:r>
+            <w:proofErr w:type="spellStart"/>
+            <w:r>
+              <w:rPr>
+                <w:rFonts w:ascii="Arial" w:eastAsia="Arial" w:hAnsi="Arial" w:cs="Arial"/>
+                <w:b/>
+                <w:bCs/>
+                <w:sz w:val="14"/>
+                <w:szCs w:val="14"/>
+              </w:rPr>
+              <w:t>ServiceItems</w:t>
+            </w:r>
+            <w:proofErr w:type="spellEnd"/>
+            <w:r>
+              <w:rPr>
+                <w:rFonts w:ascii="Arial" w:eastAsia="Arial" w:hAnsi="Arial" w:cs="Arial"/>
+                <w:b/>
+                <w:bCs/>
+                <w:sz w:val="14"/>
+                <w:szCs w:val="14"/>
+              </w:rPr>
+              <w:t>}</w:t>
+            </w:r>
+          </w:p>
+          <w:p>
+            <w:pPr>
+              <w:rPr>
+                <w:rFonts w:ascii="Arial" w:eastAsia="Arial" w:hAnsi="Arial" w:cs="Arial"/>
+                <w:b/>
+                <w:bCs/>
+                <w:sz w:val="14"/>
+                <w:szCs w:val="14"/>
+              </w:rPr>
+            </w:pPr>
+          </w:p>
+          <w:p>
+            <w:pPr>
+              <w:rPr>
+                <w:rFonts w:ascii="Arial" w:eastAsia="Arial" w:hAnsi="Arial" w:cs="Arial"/>
+                <w:b/>
+                <w:bCs/>
+                <w:sz w:val="20"/>
+                <w:szCs w:val="20"/>
+              </w:rPr>
+            </w:pPr>
+            <w:r>
+              <w:rPr>
+                <w:rFonts w:ascii="Arial" w:eastAsia="Arial" w:hAnsi="Arial" w:cs="Arial"/>
+                <w:b/>
+                <w:bCs/>
+                <w:sz w:val="20"/>
+                <w:szCs w:val="20"/>
+              </w:rPr>
+              <w:t xml:space="preserve">Total </w:t>
+            </w:r>
+            <w:r>
+              <w:rPr>
+                <w:rFonts w:ascii="Arial" w:eastAsia="Arial" w:hAnsi="Arial" w:cs="Arial"/>
+                <w:b/>
+                <w:bCs/>
+                <w:sz w:val="20"/>
+                <w:szCs w:val="20"/>
+              </w:rPr>
+              <w:t>Amount</w:t>
+            </w:r>
+            <w:r>
+              <w:rPr>
+                <w:rFonts w:ascii="Arial" w:eastAsia="Arial" w:hAnsi="Arial" w:cs="Arial"/>
+                <w:b/>
+                <w:bCs/>
+                <w:sz w:val="20"/>
+                <w:szCs w:val="20"/>
+              </w:rPr>
+              <w:t>: {</w:t>
+            </w:r>
+            <w:proofErr w:type="spellStart"/>
+            <w:r>
+              <w:rPr>
+                <w:rFonts w:ascii="Arial" w:eastAsia="Arial" w:hAnsi="Arial" w:cs="Arial"/>
+                <w:b/>
+                <w:bCs/>
+                <w:sz w:val="20"/>
+                <w:szCs w:val="20"/>
+              </w:rPr>
+              <w:t>Gran</w:t>
+            </w:r>
+            <w:r>
+              <w:rPr>
+                <w:rFonts w:ascii="Arial" w:eastAsia="Arial" w:hAnsi="Arial" w:cs="Arial"/>
+                <w:b/>
+                <w:bCs/>
+                <w:sz w:val="20"/>
+                <w:szCs w:val="20"/>
+              </w:rPr>
+              <w:t>dTotal</w:t>
+            </w:r>
+            <w:proofErr w:type="spellEnd"/>
+            <w:r>
+              <w:rPr>
+                <w:rFonts w:ascii="Arial" w:eastAsia="Arial" w:hAnsi="Arial" w:cs="Arial"/>
+                <w:b/>
+                <w:bCs/>
+                <w:sz w:val="20"/>
+                <w:szCs w:val="20"/>
+              </w:rPr>
+              <w:t>}</w:t>
+            </w:r>
+            <w:r>
+              <w:rPr>
+                <w:rFonts w:ascii="Arial" w:eastAsia="Arial" w:hAnsi="Arial" w:cs="Arial"/>
+                <w:b/>
+                <w:bCs/>
+                <w:sz w:val="20"/>
+                <w:szCs w:val="20"/>
+              </w:rPr>
+              <w:cr/>
+            </w:r>
+          </w:p>
+          <w:p>
+            <w:pPr>
+              <w:rPr>
+                <w:rFonts w:ascii="Arial" w:hAnsi="Arial" w:cs="Arial"/>
+                <w:sz w:val="24"/>
+              </w:rPr>
+            </w:pPr>
+          </w:p>
+        </w:tc>
+      </w:tr>
+    </w:tbl>
     <w:p>
       <w:pPr>
         <w:rPr>
@@ -80,7 +937,7 @@
       </w:pPr>
       <w:r>
         <w:rPr>
-          <w:rFonts w:ascii="Tahoma" w:hAnsi="Tahoma" w:cs="Tahoma"/>
+          <w:rFonts w:ascii="Arial" w:hAnsi="Arial" w:cs="Arial"/>
           <w:noProof/>
           <w:sz w:val="20"/>
           <w:szCs w:val="20"/>
@@ -88,13 +945,13 @@
         <mc:AlternateContent>
           <mc:Choice Requires="wps">
             <w:drawing>
-              <wp:anchor distT="45720" distB="45720" distL="114300" distR="114300" simplePos="0" relativeHeight="251657728" behindDoc="0" locked="0" layoutInCell="1" allowOverlap="1" wp14:anchorId="75C11E2A" wp14:editId="6BC7D94E">
+              <wp:anchor distT="45720" distB="45720" distL="114300" distR="114300" simplePos="0" relativeHeight="251657728" behindDoc="0" locked="0" layoutInCell="1" allowOverlap="1" wp14:anchorId="75C11E2A" wp14:editId="6F493F4B">
                 <wp:simplePos x="0" y="0"/>
                 <wp:positionH relativeFrom="margin">
-                  <wp:posOffset>-706755</wp:posOffset>
+                  <wp:posOffset>3224530</wp:posOffset>
                 </wp:positionH>
                 <wp:positionV relativeFrom="paragraph">
-                  <wp:posOffset>117475</wp:posOffset>
+                  <wp:posOffset>249555</wp:posOffset>
                 </wp:positionV>
                 <wp:extent cx="2743200" cy="254635"/>
                 <wp:effectExtent l="0" t="0" r="0" b="0"/>
@@ -129,31 +986,25 @@
                         <w:txbxContent>
                           <w:p>
                             <w:pPr>
-                              <w:rPr>
-                                <w:rFonts w:ascii="Tahoma" w:hAnsi="Tahoma" w:cs="Tahoma"/>
-                                <w:b/>
-                                <w:u w:val="thick"/>
-                              </w:rPr>
+                              <w:jc w:val="center"/>
                             </w:pPr>
                             <w:r>
                               <w:rPr>
-                                <w:rFonts w:ascii="Tahoma" w:hAnsi="Tahoma" w:cs="Tahoma"/>
+                                <w:rFonts w:ascii="Arial,Bold" w:hAnsi="Arial,Bold" w:cs="Arial,Bold"/>
                                 <w:b/>
                                 <w:bCs/>
                                 <w:sz w:val="21"/>
                                 <w:szCs w:val="21"/>
-                                <w:u w:val="thick"/>
                               </w:rPr>
                               <w:t>INVENTORY RECEI</w:t>
                             </w:r>
                             <w:r>
                               <w:rPr>
-                                <w:rFonts w:ascii="Tahoma" w:hAnsi="Tahoma" w:cs="Tahoma"/>
+                                <w:rFonts w:ascii="Arial,Bold" w:hAnsi="Arial,Bold" w:cs="Arial,Bold"/>
                                 <w:b/>
                                 <w:bCs/>
                                 <w:sz w:val="21"/>
                                 <w:szCs w:val="21"/>
-                                <w:u w:val="thick"/>
                               </w:rPr>
                               <w:t>VE</w:t>
                             </w:r>
@@ -177,40 +1028,30 @@
           </mc:Choice>
           <mc:Fallback>
             <w:pict>
-              <v:shapetype id="_x0000_t202" coordsize="21600,21600" o:spt="202" path="m,l,21600r21600,l21600,xe">
-                <v:stroke joinstyle="miter"/>
-                <v:path gradientshapeok="t" o:connecttype="rect"/>
-              </v:shapetype>
-              <v:shape id="Text Box 2" o:spid="_x0000_s1026" type="#_x0000_t202" style="position:absolute;margin-left:-55.65pt;margin-top:9.25pt;width:3in;height:20.05pt;z-index:251657728;visibility:visible;mso-wrap-style:square;mso-width-percent:0;mso-height-percent:0;mso-wrap-distance-left:9pt;mso-wrap-distance-top:3.6pt;mso-wrap-distance-right:9pt;mso-wrap-distance-bottom:3.6pt;mso-position-horizontal:absolute;mso-position-horizontal-relative:margin;mso-position-vertical:absolute;mso-position-vertical-relative:text;mso-width-percent:0;mso-height-percent:0;mso-width-relative:margin;mso-height-relative:margin;v-text-anchor:top" o:gfxdata="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" filled="f" stroked="f">
+              <v:shape id="_x0000_s1027" type="#_x0000_t202" style="position:absolute;margin-left:253.9pt;margin-top:19.65pt;width:3in;height:20.05pt;z-index:251657728;visibility:visible;mso-wrap-style:square;mso-width-percent:0;mso-height-percent:0;mso-wrap-distance-left:9pt;mso-wrap-distance-top:3.6pt;mso-wrap-distance-right:9pt;mso-wrap-distance-bottom:3.6pt;mso-position-horizontal:absolute;mso-position-horizontal-relative:margin;mso-position-vertical:absolute;mso-position-vertical-relative:text;mso-width-percent:0;mso-height-percent:0;mso-width-relative:margin;mso-height-relative:margin;v-text-anchor:top" o:gfxdata="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" filled="f" stroked="f">
                 <v:textbox>
                   <w:txbxContent>
                     <w:p>
                       <w:pPr>
-                        <w:rPr>
-                          <w:rFonts w:ascii="Tahoma" w:hAnsi="Tahoma" w:cs="Tahoma"/>
-                          <w:b/>
-                          <w:u w:val="thick"/>
-                        </w:rPr>
+                        <w:jc w:val="center"/>
                       </w:pPr>
                       <w:r>
                         <w:rPr>
-                          <w:rFonts w:ascii="Tahoma" w:hAnsi="Tahoma" w:cs="Tahoma"/>
+                          <w:rFonts w:ascii="Arial,Bold" w:hAnsi="Arial,Bold" w:cs="Arial,Bold"/>
                           <w:b/>
                           <w:bCs/>
                           <w:sz w:val="21"/>
                           <w:szCs w:val="21"/>
-                          <w:u w:val="thick"/>
                         </w:rPr>
                         <w:t>INVENTORY RECEI</w:t>
                       </w:r>
                       <w:r>
                         <w:rPr>
-                          <w:rFonts w:ascii="Tahoma" w:hAnsi="Tahoma" w:cs="Tahoma"/>
+                          <w:rFonts w:ascii="Arial,Bold" w:hAnsi="Arial,Bold" w:cs="Arial,Bold"/>
                           <w:b/>
                           <w:bCs/>
                           <w:sz w:val="21"/>
                           <w:szCs w:val="21"/>
-                          <w:u w:val="thick"/>
                         </w:rPr>
                         <w:t>VE</w:t>
                       </w:r>
@@ -224,959 +1065,55 @@
         </mc:AlternateContent>
       </w:r>
     </w:p>
-    <w:p>
-      <w:pPr>
-        <w:rPr>
-          <w:rFonts w:ascii="Arial" w:hAnsi="Arial" w:cs="Arial"/>
-          <w:noProof/>
-          <w:sz w:val="20"/>
-          <w:szCs w:val="20"/>
-        </w:rPr>
-      </w:pPr>
-    </w:p>
     <w:tbl>
       <w:tblPr>
         <w:tblStyle w:val="TableGrid"/>
-        <w:tblpPr w:leftFromText="180" w:rightFromText="180" w:vertAnchor="page" w:horzAnchor="margin" w:tblpXSpec="center" w:tblpY="3016"/>
-        <w:tblW w:w="18450" w:type="dxa"/>
+        <w:tblW w:w="15300" w:type="dxa"/>
+        <w:tblInd w:w="18" w:type="dxa"/>
+        <w:tblLayout w:type="fixed"/>
         <w:tblLook w:val="04A0" w:firstRow="1" w:lastRow="0" w:firstColumn="1" w:lastColumn="0" w:noHBand="0" w:noVBand="1"/>
       </w:tblPr>
       <w:tblGrid>
-        <w:gridCol w:w="6062"/>
-        <w:gridCol w:w="3281"/>
-        <w:gridCol w:w="9107"/>
+        <w:gridCol w:w="15300"/>
       </w:tblGrid>
       <w:tr>
         <w:trPr>
-          <w:trHeight w:val="481"/>
+          <w:trHeight w:val="917"/>
         </w:trPr>
         <w:tc>
           <w:tcPr>
-            <w:tcW w:w="6062" w:type="dxa"/>
-          </w:tcPr>
-          <w:p>
-            <w:pPr>
-              <w:rPr>
-                <w:rFonts w:ascii="Tahoma" w:eastAsia="Arial" w:hAnsi="Tahoma" w:cs="Tahoma"/>
-                <w:b/>
-                <w:bCs/>
-                <w:sz w:val="14"/>
-                <w:szCs w:val="14"/>
-              </w:rPr>
-            </w:pPr>
-            <w:r>
-              <w:rPr>
-                <w:rFonts w:ascii="Tahoma" w:eastAsia="Arial" w:hAnsi="Tahoma" w:cs="Tahoma"/>
-                <w:b/>
-                <w:bCs/>
-                <w:sz w:val="14"/>
-                <w:szCs w:val="14"/>
-              </w:rPr>
-              <w:t>GRN NO:</w:t>
-            </w:r>
-            <w:r>
-              <w:rPr>
-                <w:rFonts w:ascii="Tahoma" w:eastAsia="Arial" w:hAnsi="Tahoma" w:cs="Tahoma"/>
-                <w:bCs/>
-                <w:sz w:val="14"/>
-                <w:szCs w:val="14"/>
-              </w:rPr>
-              <w:t>{</w:t>
-            </w:r>
-            <w:proofErr w:type="spellStart"/>
-            <w:r>
-              <w:rPr>
-                <w:rFonts w:ascii="Tahoma" w:hAnsi="Tahoma" w:cs="Tahoma"/>
-                <w:color w:val="000000"/>
-                <w:sz w:val="19"/>
-                <w:szCs w:val="19"/>
-                <w:highlight w:val="white"/>
-              </w:rPr>
-              <w:t>grnNumber</w:t>
-            </w:r>
-            <w:proofErr w:type="spellEnd"/>
-            <w:r>
-              <w:rPr>
-                <w:rFonts w:ascii="Tahoma" w:eastAsia="Arial" w:hAnsi="Tahoma" w:cs="Tahoma"/>
-                <w:bCs/>
-                <w:sz w:val="14"/>
-                <w:szCs w:val="14"/>
-              </w:rPr>
-              <w:t>}</w:t>
-            </w:r>
-          </w:p>
-          <w:p>
-            <w:pPr>
-              <w:rPr>
-                <w:rFonts w:ascii="Tahoma" w:eastAsia="Arial" w:hAnsi="Tahoma" w:cs="Tahoma"/>
-                <w:b/>
-                <w:bCs/>
-                <w:sz w:val="14"/>
-                <w:szCs w:val="14"/>
-              </w:rPr>
-            </w:pPr>
-            <w:r>
-              <w:rPr>
-                <w:rFonts w:ascii="Tahoma" w:eastAsia="Arial" w:hAnsi="Tahoma" w:cs="Tahoma"/>
-                <w:b/>
-                <w:bCs/>
-                <w:sz w:val="14"/>
-                <w:szCs w:val="14"/>
-              </w:rPr>
-              <w:t xml:space="preserve">PO No: </w:t>
-            </w:r>
-            <w:r>
-              <w:rPr>
-                <w:rFonts w:ascii="Tahoma" w:eastAsia="Times New Roman" w:hAnsi="Tahoma" w:cs="Tahoma"/>
-                <w:color w:val="000000"/>
-                <w:sz w:val="14"/>
-              </w:rPr>
-              <w:t>{</w:t>
-            </w:r>
-            <w:proofErr w:type="spellStart"/>
-            <w:r>
-              <w:rPr>
-                <w:rFonts w:ascii="Tahoma" w:eastAsia="Times New Roman" w:hAnsi="Tahoma" w:cs="Tahoma"/>
-                <w:color w:val="000000"/>
-                <w:sz w:val="14"/>
-              </w:rPr>
-              <w:t>PONumber</w:t>
-            </w:r>
-            <w:proofErr w:type="spellEnd"/>
-            <w:r>
-              <w:rPr>
-                <w:rFonts w:ascii="Tahoma" w:eastAsia="Times New Roman" w:hAnsi="Tahoma" w:cs="Tahoma"/>
-                <w:color w:val="000000"/>
-                <w:sz w:val="14"/>
-              </w:rPr>
-              <w:t>}</w:t>
-            </w:r>
-          </w:p>
-          <w:p>
-            <w:pPr>
-              <w:rPr>
-                <w:rFonts w:ascii="Tahoma" w:eastAsia="Arial" w:hAnsi="Tahoma" w:cs="Tahoma"/>
-                <w:b/>
-                <w:bCs/>
-                <w:sz w:val="14"/>
-                <w:szCs w:val="14"/>
-              </w:rPr>
-            </w:pPr>
-            <w:r>
-              <w:rPr>
-                <w:rFonts w:ascii="Tahoma" w:eastAsia="Arial" w:hAnsi="Tahoma" w:cs="Tahoma"/>
-                <w:b/>
-                <w:bCs/>
-                <w:sz w:val="14"/>
-                <w:szCs w:val="14"/>
-              </w:rPr>
-              <w:t>Employee Name:{</w:t>
-            </w:r>
-            <w:proofErr w:type="spellStart"/>
-            <w:r>
-              <w:rPr>
-                <w:rFonts w:ascii="Tahoma" w:eastAsia="Arial" w:hAnsi="Tahoma" w:cs="Tahoma"/>
-                <w:b/>
-                <w:bCs/>
-                <w:sz w:val="14"/>
-                <w:szCs w:val="14"/>
-              </w:rPr>
-              <w:t>EmployeeName</w:t>
-            </w:r>
-            <w:proofErr w:type="spellEnd"/>
-            <w:r>
-              <w:rPr>
-                <w:rFonts w:ascii="Tahoma" w:eastAsia="Arial" w:hAnsi="Tahoma" w:cs="Tahoma"/>
-                <w:b/>
-                <w:bCs/>
-                <w:sz w:val="14"/>
-                <w:szCs w:val="14"/>
-              </w:rPr>
-              <w:t>}</w:t>
-            </w:r>
-          </w:p>
-        </w:tc>
-        <w:tc>
-          <w:tcPr>
-            <w:tcW w:w="3281" w:type="dxa"/>
-          </w:tcPr>
-          <w:p>
-            <w:pPr>
-              <w:rPr>
-                <w:rFonts w:ascii="Tahoma" w:hAnsi="Tahoma" w:cs="Tahoma"/>
-                <w:sz w:val="16"/>
-              </w:rPr>
-            </w:pPr>
-            <w:r>
-              <w:rPr>
-                <w:rFonts w:ascii="Tahoma" w:eastAsia="Arial" w:hAnsi="Tahoma" w:cs="Tahoma"/>
-                <w:b/>
-                <w:bCs/>
-                <w:sz w:val="14"/>
-                <w:szCs w:val="14"/>
-              </w:rPr>
-              <w:t xml:space="preserve">Dated:  </w:t>
-            </w:r>
-            <w:r>
-              <w:rPr>
-                <w:rFonts w:ascii="Tahoma" w:eastAsia="Times New Roman" w:hAnsi="Tahoma" w:cs="Tahoma"/>
-                <w:color w:val="000000"/>
-                <w:sz w:val="14"/>
-              </w:rPr>
-              <w:t>{</w:t>
-            </w:r>
-            <w:proofErr w:type="spellStart"/>
-            <w:r>
-              <w:rPr>
-                <w:rFonts w:ascii="Tahoma" w:eastAsia="Times New Roman" w:hAnsi="Tahoma" w:cs="Tahoma"/>
-                <w:color w:val="000000"/>
-                <w:sz w:val="14"/>
-              </w:rPr>
-              <w:t>poDate</w:t>
-            </w:r>
-            <w:proofErr w:type="spellEnd"/>
-            <w:r>
-              <w:rPr>
-                <w:rFonts w:ascii="Tahoma" w:eastAsia="Times New Roman" w:hAnsi="Tahoma" w:cs="Tahoma"/>
-                <w:color w:val="000000"/>
-                <w:sz w:val="14"/>
-              </w:rPr>
-              <w:t xml:space="preserve">} </w:t>
-            </w:r>
-          </w:p>
-        </w:tc>
-        <w:tc>
-          <w:tcPr>
-            <w:tcW w:w="9107" w:type="dxa"/>
-          </w:tcPr>
-          <w:p>
-            <w:pPr>
-              <w:rPr>
-                <w:rFonts w:ascii="Tahoma" w:hAnsi="Tahoma" w:cs="Tahoma"/>
-                <w:sz w:val="16"/>
-                <w:szCs w:val="16"/>
-              </w:rPr>
-            </w:pPr>
-            <w:r>
-              <w:rPr>
-                <w:rFonts w:ascii="Tahoma" w:hAnsi="Tahoma" w:cs="Tahoma"/>
-                <w:b/>
-                <w:sz w:val="16"/>
-                <w:szCs w:val="16"/>
-              </w:rPr>
-              <w:t>Check</w:t>
-            </w:r>
-            <w:r>
-              <w:rPr>
-                <w:rFonts w:ascii="Tahoma" w:hAnsi="Tahoma" w:cs="Tahoma"/>
-                <w:b/>
-                <w:sz w:val="16"/>
-                <w:szCs w:val="16"/>
-              </w:rPr>
-              <w:t xml:space="preserve">ed </w:t>
-            </w:r>
-            <w:r>
-              <w:rPr>
-                <w:rFonts w:ascii="Tahoma" w:hAnsi="Tahoma" w:cs="Tahoma"/>
-                <w:b/>
-                <w:sz w:val="16"/>
-                <w:szCs w:val="16"/>
-              </w:rPr>
-              <w:t xml:space="preserve"> Status:</w:t>
-            </w:r>
-            <w:r>
-              <w:rPr>
-                <w:rFonts w:ascii="Tahoma" w:hAnsi="Tahoma" w:cs="Tahoma"/>
-                <w:sz w:val="16"/>
-                <w:szCs w:val="16"/>
-              </w:rPr>
-              <w:t>{</w:t>
-            </w:r>
-            <w:proofErr w:type="spellStart"/>
-            <w:r>
-              <w:rPr>
-                <w:rFonts w:ascii="Consolas" w:hAnsi="Consolas" w:cs="Consolas"/>
-                <w:color w:val="000000"/>
-                <w:sz w:val="19"/>
-                <w:szCs w:val="19"/>
-                <w:highlight w:val="white"/>
-              </w:rPr>
-              <w:t>PurOrCheckedStatus</w:t>
-            </w:r>
-            <w:proofErr w:type="spellEnd"/>
-            <w:r>
-              <w:rPr>
-                <w:rFonts w:ascii="Tahoma" w:hAnsi="Tahoma" w:cs="Tahoma"/>
-                <w:sz w:val="16"/>
-                <w:szCs w:val="16"/>
-              </w:rPr>
-              <w:t>}</w:t>
-            </w:r>
-            <w:r>
-              <w:rPr>
-                <w:rFonts w:ascii="Tahoma" w:hAnsi="Tahoma" w:cs="Tahoma"/>
-                <w:sz w:val="16"/>
-                <w:szCs w:val="16"/>
-              </w:rPr>
-              <w:t xml:space="preserve">       </w:t>
-            </w:r>
-            <w:r>
-              <w:rPr>
-                <w:rFonts w:ascii="Tahoma" w:hAnsi="Tahoma" w:cs="Tahoma"/>
-                <w:b/>
-                <w:sz w:val="16"/>
-                <w:szCs w:val="16"/>
-              </w:rPr>
-              <w:t xml:space="preserve"> Approved </w:t>
-            </w:r>
-            <w:r>
-              <w:rPr>
-                <w:rFonts w:ascii="Tahoma" w:hAnsi="Tahoma" w:cs="Tahoma"/>
-                <w:b/>
-                <w:sz w:val="16"/>
-                <w:szCs w:val="16"/>
-              </w:rPr>
-              <w:t>Status:</w:t>
-            </w:r>
-            <w:r>
-              <w:rPr>
-                <w:rFonts w:ascii="Tahoma" w:hAnsi="Tahoma" w:cs="Tahoma"/>
-                <w:sz w:val="16"/>
-                <w:szCs w:val="16"/>
-              </w:rPr>
-              <w:t>{</w:t>
-            </w:r>
-            <w:proofErr w:type="spellStart"/>
-            <w:r>
-              <w:rPr>
-                <w:rFonts w:ascii="Tahoma" w:hAnsi="Tahoma" w:cs="Tahoma"/>
-                <w:color w:val="000000"/>
-                <w:sz w:val="16"/>
-                <w:szCs w:val="16"/>
-                <w:highlight w:val="white"/>
-              </w:rPr>
-              <w:t>PurOrApprovedStatus</w:t>
-            </w:r>
-            <w:proofErr w:type="spellEnd"/>
-            <w:r>
-              <w:rPr>
-                <w:rFonts w:ascii="Tahoma" w:hAnsi="Tahoma" w:cs="Tahoma"/>
-                <w:sz w:val="16"/>
-                <w:szCs w:val="16"/>
-              </w:rPr>
-              <w:t xml:space="preserve">}   </w:t>
-            </w:r>
-            <w:r>
-              <w:rPr>
-                <w:rFonts w:ascii="Tahoma" w:hAnsi="Tahoma" w:cs="Tahoma"/>
-                <w:sz w:val="16"/>
-                <w:szCs w:val="16"/>
-              </w:rPr>
-              <w:t xml:space="preserve">    </w:t>
-            </w:r>
-            <w:r>
-              <w:rPr>
-                <w:rFonts w:ascii="Tahoma" w:hAnsi="Tahoma" w:cs="Tahoma"/>
-                <w:sz w:val="16"/>
-                <w:szCs w:val="16"/>
-              </w:rPr>
-              <w:t xml:space="preserve"> </w:t>
-            </w:r>
-          </w:p>
-          <w:p>
-            <w:pPr>
-              <w:rPr>
-                <w:rFonts w:ascii="Tahoma" w:hAnsi="Tahoma" w:cs="Tahoma"/>
-                <w:sz w:val="16"/>
-                <w:szCs w:val="16"/>
-              </w:rPr>
-            </w:pPr>
-            <w:r>
-              <w:rPr>
-                <w:rFonts w:ascii="Tahoma" w:hAnsi="Tahoma" w:cs="Tahoma"/>
-                <w:b/>
-                <w:sz w:val="16"/>
-                <w:szCs w:val="16"/>
-              </w:rPr>
-              <w:t>Credit</w:t>
-            </w:r>
-            <w:r>
-              <w:rPr>
-                <w:rFonts w:ascii="Tahoma" w:hAnsi="Tahoma" w:cs="Tahoma"/>
-                <w:b/>
-                <w:sz w:val="16"/>
-                <w:szCs w:val="16"/>
-              </w:rPr>
-              <w:t>able</w:t>
-            </w:r>
-            <w:r>
-              <w:rPr>
-                <w:rFonts w:ascii="Tahoma" w:hAnsi="Tahoma" w:cs="Tahoma"/>
-                <w:b/>
-                <w:sz w:val="16"/>
-                <w:szCs w:val="16"/>
-              </w:rPr>
-              <w:t xml:space="preserve">  </w:t>
-            </w:r>
-            <w:r>
-              <w:rPr>
-                <w:rFonts w:ascii="Tahoma" w:hAnsi="Tahoma" w:cs="Tahoma"/>
-                <w:b/>
-                <w:sz w:val="16"/>
-                <w:szCs w:val="16"/>
-              </w:rPr>
-              <w:t>Status :{</w:t>
-            </w:r>
-            <w:proofErr w:type="spellStart"/>
-            <w:r>
-              <w:rPr>
-                <w:rFonts w:ascii="Tahoma" w:hAnsi="Tahoma" w:cs="Tahoma"/>
-                <w:sz w:val="16"/>
-                <w:szCs w:val="16"/>
-              </w:rPr>
-              <w:t>CredtibleStatus</w:t>
-            </w:r>
-            <w:proofErr w:type="spellEnd"/>
-            <w:r>
-              <w:rPr>
-                <w:rFonts w:ascii="Tahoma" w:hAnsi="Tahoma" w:cs="Tahoma"/>
-                <w:sz w:val="16"/>
-                <w:szCs w:val="16"/>
-              </w:rPr>
-              <w:t>}</w:t>
-            </w:r>
-          </w:p>
-        </w:tc>
-      </w:tr>
-      <w:tr>
-        <w:trPr>
-          <w:trHeight w:val="430"/>
-        </w:trPr>
-        <w:tc>
-          <w:tcPr>
-            <w:tcW w:w="6062" w:type="dxa"/>
-          </w:tcPr>
-          <w:p>
-            <w:pPr>
-              <w:rPr>
-                <w:rFonts w:ascii="Tahoma" w:hAnsi="Tahoma" w:cs="Tahoma"/>
-                <w:sz w:val="24"/>
-              </w:rPr>
-            </w:pPr>
-            <w:r>
-              <w:rPr>
-                <w:rFonts w:ascii="Tahoma" w:eastAsia="Arial" w:hAnsi="Tahoma" w:cs="Tahoma"/>
-                <w:b/>
-                <w:bCs/>
-                <w:sz w:val="14"/>
-                <w:szCs w:val="14"/>
-              </w:rPr>
-              <w:t xml:space="preserve">Vendor: </w:t>
-            </w:r>
-            <w:r>
-              <w:rPr>
-                <w:rFonts w:ascii="Tahoma" w:eastAsia="Times New Roman" w:hAnsi="Tahoma" w:cs="Tahoma"/>
-                <w:b/>
-                <w:bCs/>
-                <w:color w:val="000000"/>
-                <w:sz w:val="18"/>
-                <w:szCs w:val="26"/>
-              </w:rPr>
-              <w:t>{</w:t>
-            </w:r>
-            <w:proofErr w:type="spellStart"/>
-            <w:r>
-              <w:rPr>
-                <w:rFonts w:ascii="Tahoma" w:eastAsia="Times New Roman" w:hAnsi="Tahoma" w:cs="Tahoma"/>
-                <w:b/>
-                <w:bCs/>
-                <w:color w:val="000000"/>
-                <w:sz w:val="18"/>
-                <w:szCs w:val="26"/>
-              </w:rPr>
-              <w:t>VendorName</w:t>
-            </w:r>
-            <w:proofErr w:type="spellEnd"/>
-            <w:r>
-              <w:rPr>
-                <w:rFonts w:ascii="Tahoma" w:eastAsia="Times New Roman" w:hAnsi="Tahoma" w:cs="Tahoma"/>
-                <w:b/>
-                <w:bCs/>
-                <w:color w:val="000000"/>
-                <w:sz w:val="18"/>
-                <w:szCs w:val="26"/>
-              </w:rPr>
-              <w:t>}</w:t>
-            </w:r>
-          </w:p>
-          <w:p>
-            <w:pPr>
-              <w:rPr>
-                <w:rFonts w:ascii="Tahoma" w:eastAsia="Times New Roman" w:hAnsi="Tahoma" w:cs="Tahoma"/>
-                <w:color w:val="000000"/>
-                <w:sz w:val="14"/>
-              </w:rPr>
-            </w:pPr>
-            <w:r>
-              <w:rPr>
-                <w:rFonts w:ascii="Tahoma" w:eastAsia="Arial" w:hAnsi="Tahoma" w:cs="Tahoma"/>
-                <w:b/>
-                <w:bCs/>
-                <w:sz w:val="14"/>
-                <w:szCs w:val="14"/>
-              </w:rPr>
-              <w:t xml:space="preserve">Address: </w:t>
-            </w:r>
-            <w:r>
-              <w:rPr>
-                <w:rFonts w:ascii="Tahoma" w:eastAsia="Times New Roman" w:hAnsi="Tahoma" w:cs="Tahoma"/>
-                <w:color w:val="000000"/>
-                <w:sz w:val="14"/>
-              </w:rPr>
-              <w:t>{</w:t>
-            </w:r>
-            <w:proofErr w:type="spellStart"/>
-            <w:r>
-              <w:rPr>
-                <w:rFonts w:ascii="Tahoma" w:eastAsia="Times New Roman" w:hAnsi="Tahoma" w:cs="Tahoma"/>
-                <w:color w:val="000000"/>
-                <w:sz w:val="14"/>
-              </w:rPr>
-              <w:t>VendorAddress</w:t>
-            </w:r>
-            <w:proofErr w:type="spellEnd"/>
-            <w:r>
-              <w:rPr>
-                <w:rFonts w:ascii="Tahoma" w:eastAsia="Times New Roman" w:hAnsi="Tahoma" w:cs="Tahoma"/>
-                <w:color w:val="000000"/>
-                <w:sz w:val="14"/>
-              </w:rPr>
-              <w:t>}</w:t>
-            </w:r>
-          </w:p>
-          <w:p>
-            <w:pPr>
-              <w:rPr>
-                <w:rFonts w:ascii="Tahoma" w:hAnsi="Tahoma" w:cs="Tahoma"/>
-              </w:rPr>
-            </w:pPr>
-          </w:p>
-        </w:tc>
-        <w:tc>
-          <w:tcPr>
-            <w:tcW w:w="12388" w:type="dxa"/>
-            <w:gridSpan w:val="2"/>
-          </w:tcPr>
-          <w:p>
-            <w:pPr>
-              <w:rPr>
-                <w:rFonts w:ascii="Tahoma" w:hAnsi="Tahoma" w:cs="Tahoma"/>
-                <w:sz w:val="24"/>
-              </w:rPr>
-            </w:pPr>
-            <w:r>
-              <w:rPr>
-                <w:rFonts w:ascii="Tahoma" w:eastAsia="Arial" w:hAnsi="Tahoma" w:cs="Tahoma"/>
-                <w:b/>
-                <w:bCs/>
-                <w:sz w:val="14"/>
-                <w:szCs w:val="14"/>
-              </w:rPr>
-              <w:t xml:space="preserve">Invoicing party: </w:t>
-            </w:r>
-            <w:r>
-              <w:rPr>
-                <w:rFonts w:ascii="Tahoma" w:eastAsia="Times New Roman" w:hAnsi="Tahoma" w:cs="Tahoma"/>
-                <w:b/>
-                <w:bCs/>
-                <w:color w:val="000000"/>
-                <w:sz w:val="18"/>
-                <w:szCs w:val="26"/>
-              </w:rPr>
-              <w:t>{</w:t>
-            </w:r>
-            <w:proofErr w:type="spellStart"/>
-            <w:r>
-              <w:rPr>
-                <w:rFonts w:ascii="Tahoma" w:eastAsia="Times New Roman" w:hAnsi="Tahoma" w:cs="Tahoma"/>
-                <w:b/>
-                <w:bCs/>
-                <w:color w:val="000000"/>
-                <w:sz w:val="18"/>
-                <w:szCs w:val="26"/>
-              </w:rPr>
-              <w:t>InvoicingPartyName</w:t>
-            </w:r>
-            <w:proofErr w:type="spellEnd"/>
-            <w:r>
-              <w:rPr>
-                <w:rFonts w:ascii="Tahoma" w:eastAsia="Times New Roman" w:hAnsi="Tahoma" w:cs="Tahoma"/>
-                <w:b/>
-                <w:bCs/>
-                <w:color w:val="000000"/>
-                <w:sz w:val="18"/>
-                <w:szCs w:val="26"/>
-              </w:rPr>
-              <w:t xml:space="preserve">} </w:t>
-            </w:r>
-          </w:p>
-          <w:p>
-            <w:pPr>
-              <w:rPr>
-                <w:rFonts w:ascii="Tahoma" w:eastAsia="Times New Roman" w:hAnsi="Tahoma" w:cs="Tahoma"/>
-                <w:color w:val="000000"/>
-                <w:sz w:val="14"/>
-              </w:rPr>
-            </w:pPr>
-            <w:r>
-              <w:rPr>
-                <w:rFonts w:ascii="Tahoma" w:eastAsia="Arial" w:hAnsi="Tahoma" w:cs="Tahoma"/>
-                <w:b/>
-                <w:bCs/>
-                <w:sz w:val="14"/>
-                <w:szCs w:val="14"/>
-              </w:rPr>
-              <w:t xml:space="preserve">Address: </w:t>
-            </w:r>
-            <w:r>
-              <w:rPr>
-                <w:rFonts w:ascii="Tahoma" w:eastAsia="Times New Roman" w:hAnsi="Tahoma" w:cs="Tahoma"/>
-                <w:color w:val="000000"/>
-                <w:sz w:val="14"/>
-              </w:rPr>
-              <w:t>{</w:t>
-            </w:r>
-            <w:proofErr w:type="spellStart"/>
-            <w:r>
-              <w:rPr>
-                <w:rFonts w:ascii="Tahoma" w:eastAsia="Times New Roman" w:hAnsi="Tahoma" w:cs="Tahoma"/>
-                <w:color w:val="000000"/>
-                <w:sz w:val="14"/>
-              </w:rPr>
-              <w:t>InvoicingPartyAddress</w:t>
-            </w:r>
-            <w:proofErr w:type="spellEnd"/>
-            <w:r>
-              <w:rPr>
-                <w:rFonts w:ascii="Tahoma" w:eastAsia="Times New Roman" w:hAnsi="Tahoma" w:cs="Tahoma"/>
-                <w:color w:val="000000"/>
-                <w:sz w:val="14"/>
-              </w:rPr>
-              <w:t>}</w:t>
-            </w:r>
-          </w:p>
-          <w:p>
-            <w:pPr>
-              <w:rPr>
-                <w:rFonts w:ascii="Tahoma" w:hAnsi="Tahoma" w:cs="Tahoma"/>
-              </w:rPr>
-            </w:pPr>
-          </w:p>
-        </w:tc>
-      </w:tr>
-      <w:tr>
-        <w:trPr>
-          <w:trHeight w:val="560"/>
-        </w:trPr>
-        <w:tc>
-          <w:tcPr>
-            <w:tcW w:w="18450" w:type="dxa"/>
-            <w:gridSpan w:val="3"/>
+            <w:tcW w:w="15300" w:type="dxa"/>
             <w:tcBorders>
               <w:left w:val="single" w:sz="4" w:space="0" w:color="auto"/>
-              <w:bottom w:val="single" w:sz="4" w:space="0" w:color="auto"/>
-            </w:tcBorders>
-          </w:tcPr>
-          <w:p>
-            <w:pPr>
-              <w:rPr>
-                <w:rFonts w:ascii="Tahoma" w:eastAsia="Arial" w:hAnsi="Tahoma" w:cs="Tahoma"/>
-                <w:b/>
-                <w:bCs/>
-                <w:sz w:val="14"/>
-                <w:szCs w:val="14"/>
-              </w:rPr>
-            </w:pPr>
-            <w:r>
-              <w:rPr>
-                <w:rFonts w:ascii="Tahoma" w:eastAsia="Arial" w:hAnsi="Tahoma" w:cs="Tahoma"/>
-                <w:b/>
-                <w:bCs/>
-                <w:sz w:val="14"/>
-                <w:szCs w:val="14"/>
-              </w:rPr>
-              <w:t>Kind Attn:</w:t>
-            </w:r>
-          </w:p>
-          <w:p>
-            <w:pPr>
-              <w:rPr>
-                <w:rFonts w:ascii="Tahoma" w:eastAsia="Arial" w:hAnsi="Tahoma" w:cs="Tahoma"/>
-                <w:b/>
-                <w:bCs/>
-                <w:sz w:val="14"/>
-                <w:szCs w:val="14"/>
-              </w:rPr>
-            </w:pPr>
-          </w:p>
-          <w:p>
-            <w:pPr>
-              <w:rPr>
-                <w:rFonts w:ascii="Tahoma" w:hAnsi="Tahoma" w:cs="Tahoma"/>
-              </w:rPr>
-            </w:pPr>
-            <w:r>
-              <w:rPr>
-                <w:rFonts w:ascii="Tahoma" w:eastAsia="Arial" w:hAnsi="Tahoma" w:cs="Tahoma"/>
-                <w:sz w:val="14"/>
-                <w:szCs w:val="14"/>
-              </w:rPr>
-              <w:t>With Reference to your above requisition, we agree to supply our product under the terms and conditions stated below: -</w:t>
-            </w:r>
-          </w:p>
-        </w:tc>
-      </w:tr>
-      <w:tr>
-        <w:tblPrEx>
-          <w:tblLook w:val="0000" w:firstRow="0" w:lastRow="0" w:firstColumn="0" w:lastColumn="0" w:noHBand="0" w:noVBand="0"/>
-        </w:tblPrEx>
-        <w:trPr>
-          <w:trHeight w:val="1138"/>
-        </w:trPr>
-        <w:tc>
-          <w:tcPr>
-            <w:tcW w:w="18450" w:type="dxa"/>
-            <w:gridSpan w:val="3"/>
-            <w:tcBorders>
-              <w:left w:val="single" w:sz="4" w:space="0" w:color="auto"/>
-            </w:tcBorders>
-          </w:tcPr>
-          <w:p>
-            <w:pPr>
-              <w:jc w:val="both"/>
-              <w:rPr>
-                <w:rFonts w:ascii="Tahoma" w:eastAsia="Arial" w:hAnsi="Tahoma" w:cs="Tahoma"/>
-                <w:b/>
-                <w:bCs/>
-                <w:sz w:val="14"/>
-                <w:szCs w:val="14"/>
-              </w:rPr>
-            </w:pPr>
-            <w:r>
-              <w:rPr>
-                <w:rFonts w:ascii="Tahoma" w:eastAsia="Arial" w:hAnsi="Tahoma" w:cs="Tahoma"/>
-                <w:b/>
-                <w:bCs/>
-                <w:sz w:val="14"/>
-                <w:szCs w:val="14"/>
-              </w:rPr>
-              <w:t>{</w:t>
-            </w:r>
-            <w:proofErr w:type="spellStart"/>
-            <w:r>
-              <w:rPr>
-                <w:rFonts w:ascii="Tahoma" w:eastAsia="Arial" w:hAnsi="Tahoma" w:cs="Tahoma"/>
-                <w:b/>
-                <w:bCs/>
-                <w:sz w:val="14"/>
-                <w:szCs w:val="14"/>
-              </w:rPr>
-              <w:t>materialItems</w:t>
-            </w:r>
-            <w:proofErr w:type="spellEnd"/>
-            <w:r>
-              <w:rPr>
-                <w:rFonts w:ascii="Tahoma" w:eastAsia="Arial" w:hAnsi="Tahoma" w:cs="Tahoma"/>
-                <w:b/>
-                <w:bCs/>
-                <w:sz w:val="14"/>
-                <w:szCs w:val="14"/>
-              </w:rPr>
-              <w:t>}</w:t>
-            </w:r>
-          </w:p>
-          <w:p>
-            <w:pPr>
-              <w:rPr>
-                <w:rFonts w:ascii="Tahoma" w:eastAsia="Arial" w:hAnsi="Tahoma" w:cs="Tahoma"/>
-                <w:b/>
-                <w:bCs/>
-                <w:sz w:val="14"/>
-                <w:szCs w:val="14"/>
-              </w:rPr>
-            </w:pPr>
-            <w:r>
-              <w:rPr>
-                <w:rFonts w:ascii="Tahoma" w:eastAsia="Arial" w:hAnsi="Tahoma" w:cs="Tahoma"/>
-                <w:b/>
-                <w:bCs/>
-                <w:sz w:val="14"/>
-                <w:szCs w:val="14"/>
-              </w:rPr>
-              <w:t>{</w:t>
-            </w:r>
-            <w:proofErr w:type="spellStart"/>
-            <w:r>
-              <w:rPr>
-                <w:rFonts w:ascii="Tahoma" w:eastAsia="Arial" w:hAnsi="Tahoma" w:cs="Tahoma"/>
-                <w:b/>
-                <w:bCs/>
-                <w:sz w:val="14"/>
-                <w:szCs w:val="14"/>
-              </w:rPr>
-              <w:t>ServiceItems</w:t>
-            </w:r>
-            <w:proofErr w:type="spellEnd"/>
-            <w:r>
-              <w:rPr>
-                <w:rFonts w:ascii="Tahoma" w:eastAsia="Arial" w:hAnsi="Tahoma" w:cs="Tahoma"/>
-                <w:b/>
-                <w:bCs/>
-                <w:sz w:val="14"/>
-                <w:szCs w:val="14"/>
-              </w:rPr>
-              <w:t>}</w:t>
-            </w:r>
-          </w:p>
-          <w:p>
-            <w:pPr>
-              <w:rPr>
-                <w:rFonts w:ascii="Tahoma" w:eastAsia="Arial" w:hAnsi="Tahoma" w:cs="Tahoma"/>
-                <w:b/>
-                <w:bCs/>
-                <w:sz w:val="14"/>
-                <w:szCs w:val="14"/>
-              </w:rPr>
-            </w:pPr>
-          </w:p>
-          <w:p>
-            <w:pPr>
-              <w:rPr>
-                <w:rFonts w:ascii="Tahoma" w:eastAsia="Arial" w:hAnsi="Tahoma" w:cs="Tahoma"/>
-                <w:b/>
-                <w:bCs/>
-                <w:sz w:val="16"/>
-                <w:szCs w:val="16"/>
-              </w:rPr>
-            </w:pPr>
-            <w:r>
-              <w:rPr>
-                <w:rFonts w:ascii="Tahoma" w:eastAsia="Arial" w:hAnsi="Tahoma" w:cs="Tahoma"/>
-                <w:b/>
-                <w:bCs/>
-                <w:sz w:val="16"/>
-                <w:szCs w:val="16"/>
-              </w:rPr>
-              <w:t>Total Amount: {</w:t>
-            </w:r>
-            <w:proofErr w:type="spellStart"/>
-            <w:r>
-              <w:rPr>
-                <w:rFonts w:ascii="Tahoma" w:eastAsia="Arial" w:hAnsi="Tahoma" w:cs="Tahoma"/>
-                <w:b/>
-                <w:bCs/>
-                <w:sz w:val="16"/>
-                <w:szCs w:val="16"/>
-              </w:rPr>
-              <w:t>GrandTotal</w:t>
-            </w:r>
-            <w:proofErr w:type="spellEnd"/>
-            <w:r>
-              <w:rPr>
-                <w:rFonts w:ascii="Tahoma" w:eastAsia="Arial" w:hAnsi="Tahoma" w:cs="Tahoma"/>
-                <w:b/>
-                <w:bCs/>
-                <w:sz w:val="16"/>
-                <w:szCs w:val="16"/>
-              </w:rPr>
-              <w:t>}</w:t>
-            </w:r>
-          </w:p>
-          <w:p>
-            <w:pPr>
-              <w:rPr>
-                <w:rFonts w:ascii="Tahoma" w:eastAsia="Arial" w:hAnsi="Tahoma" w:cs="Tahoma"/>
-                <w:b/>
-                <w:bCs/>
-                <w:sz w:val="16"/>
-                <w:szCs w:val="16"/>
-              </w:rPr>
-            </w:pPr>
-            <w:r>
-              <w:rPr>
-                <w:rFonts w:ascii="Tahoma" w:eastAsia="Arial" w:hAnsi="Tahoma" w:cs="Tahoma"/>
-                <w:b/>
-                <w:bCs/>
-                <w:sz w:val="16"/>
-                <w:szCs w:val="16"/>
-              </w:rPr>
-              <w:t>In Words: {</w:t>
-            </w:r>
-            <w:proofErr w:type="spellStart"/>
-            <w:r>
-              <w:rPr>
-                <w:rFonts w:ascii="Tahoma" w:eastAsia="Arial" w:hAnsi="Tahoma" w:cs="Tahoma"/>
-                <w:b/>
-                <w:bCs/>
-                <w:sz w:val="16"/>
-                <w:szCs w:val="16"/>
-              </w:rPr>
-              <w:t>TotalInWords</w:t>
-            </w:r>
-            <w:proofErr w:type="spellEnd"/>
-            <w:r>
-              <w:rPr>
-                <w:rFonts w:ascii="Tahoma" w:eastAsia="Arial" w:hAnsi="Tahoma" w:cs="Tahoma"/>
-                <w:b/>
-                <w:bCs/>
-                <w:sz w:val="16"/>
-                <w:szCs w:val="16"/>
-              </w:rPr>
-              <w:t>}</w:t>
-            </w:r>
-          </w:p>
-        </w:tc>
-      </w:tr>
-      <w:tr>
-        <w:tblPrEx>
-          <w:tblLook w:val="0000" w:firstRow="0" w:lastRow="0" w:firstColumn="0" w:lastColumn="0" w:noHBand="0" w:noVBand="0"/>
-        </w:tblPrEx>
-        <w:trPr>
-          <w:trHeight w:val="882"/>
-        </w:trPr>
-        <w:tc>
-          <w:tcPr>
-            <w:tcW w:w="18450" w:type="dxa"/>
-            <w:gridSpan w:val="3"/>
-            <w:tcBorders>
-              <w:left w:val="single" w:sz="4" w:space="0" w:color="auto"/>
+              <w:right w:val="single" w:sz="4" w:space="0" w:color="auto"/>
             </w:tcBorders>
           </w:tcPr>
           <w:tbl>
             <w:tblPr>
               <w:tblStyle w:val="TableGrid"/>
-              <w:tblpPr w:leftFromText="180" w:rightFromText="180" w:vertAnchor="text" w:horzAnchor="margin" w:tblpXSpec="center" w:tblpY="-328"/>
+              <w:tblpPr w:leftFromText="180" w:rightFromText="180" w:vertAnchor="text" w:horzAnchor="margin" w:tblpXSpec="center" w:tblpY="-26"/>
               <w:tblOverlap w:val="never"/>
-              <w:tblW w:w="16815" w:type="dxa"/>
+              <w:tblW w:w="15205" w:type="dxa"/>
+              <w:tblLayout w:type="fixed"/>
               <w:tblLook w:val="04A0" w:firstRow="1" w:lastRow="0" w:firstColumn="1" w:lastColumn="0" w:noHBand="0" w:noVBand="1"/>
             </w:tblPr>
             <w:tblGrid>
-              <w:gridCol w:w="8583"/>
-              <w:gridCol w:w="8232"/>
+              <w:gridCol w:w="7487"/>
+              <w:gridCol w:w="7718"/>
             </w:tblGrid>
             <w:tr>
               <w:trPr>
-                <w:trHeight w:val="525"/>
+                <w:trHeight w:val="824"/>
               </w:trPr>
               <w:tc>
                 <w:tcPr>
-                  <w:tcW w:w="8583" w:type="dxa"/>
+                  <w:tcW w:w="7487" w:type="dxa"/>
                 </w:tcPr>
                 <w:p>
                   <w:pPr>
                     <w:jc w:val="center"/>
                     <w:rPr>
-                      <w:rFonts w:ascii="Tahoma" w:hAnsi="Tahoma" w:cs="Tahoma"/>
+                      <w:rFonts w:ascii="Arial" w:hAnsi="Arial" w:cs="Arial"/>
                       <w:noProof/>
                       <w:sz w:val="16"/>
                       <w:szCs w:val="16"/>
@@ -1184,61 +1121,61 @@
                   </w:pPr>
                   <w:r>
                     <w:rPr>
-                      <w:rFonts w:ascii="Tahoma" w:hAnsi="Tahoma" w:cs="Tahoma"/>
+                      <w:rFonts w:ascii="Arial" w:hAnsi="Arial" w:cs="Arial"/>
                       <w:noProof/>
                       <w:sz w:val="16"/>
                       <w:szCs w:val="16"/>
                     </w:rPr>
-                    <w:t>{Shortage</w:t>
-                  </w:r>
-                  <w:r>
-                    <w:rPr>
-                      <w:rFonts w:ascii="Tahoma" w:hAnsi="Tahoma" w:cs="Tahoma"/>
-                      <w:noProof/>
-                      <w:sz w:val="16"/>
-                      <w:szCs w:val="16"/>
-                    </w:rPr>
-                    <w:t>Details</w:t>
-                  </w:r>
-                  <w:r>
-                    <w:rPr>
-                      <w:rFonts w:ascii="Tahoma" w:hAnsi="Tahoma" w:cs="Tahoma"/>
-                      <w:noProof/>
-                      <w:sz w:val="16"/>
-                      <w:szCs w:val="16"/>
-                    </w:rPr>
-                    <w:t>}</w:t>
+                    <w:t>Shortage Details</w:t>
                   </w:r>
                 </w:p>
                 <w:p>
                   <w:pPr>
                     <w:rPr>
-                      <w:rFonts w:ascii="Tahoma" w:hAnsi="Tahoma" w:cs="Tahoma"/>
+                      <w:rFonts w:ascii="Arial" w:hAnsi="Arial" w:cs="Arial"/>
                       <w:noProof/>
-                      <w:sz w:val="16"/>
-                      <w:szCs w:val="16"/>
+                      <w:sz w:val="20"/>
+                      <w:szCs w:val="20"/>
                     </w:rPr>
                   </w:pPr>
                   <w:r>
                     <w:rPr>
-                      <w:rFonts w:ascii="Tahoma" w:hAnsi="Tahoma" w:cs="Tahoma"/>
+                      <w:rFonts w:ascii="Arial" w:hAnsi="Arial" w:cs="Arial"/>
                       <w:noProof/>
-                      <w:sz w:val="16"/>
-                      <w:szCs w:val="16"/>
-                    </w:rPr>
-                    <w:t xml:space="preserve">{shortage}                                                                                     </w:t>
+                      <w:sz w:val="20"/>
+                      <w:szCs w:val="20"/>
+                    </w:rPr>
+                    <w:t>{s</w:t>
+                  </w:r>
+                  <w:r>
+                    <w:rPr>
+                      <w:rFonts w:ascii="Arial" w:hAnsi="Arial" w:cs="Arial"/>
+                      <w:noProof/>
+                      <w:sz w:val="20"/>
+                      <w:szCs w:val="20"/>
+                    </w:rPr>
+                    <w:t>hortage</w:t>
+                  </w:r>
+                  <w:r>
+                    <w:rPr>
+                      <w:rFonts w:ascii="Arial" w:hAnsi="Arial" w:cs="Arial"/>
+                      <w:noProof/>
+                      <w:sz w:val="20"/>
+                      <w:szCs w:val="20"/>
+                    </w:rPr>
+                    <w:t xml:space="preserve">}                                                                                     </w:t>
                   </w:r>
                 </w:p>
               </w:tc>
               <w:tc>
                 <w:tcPr>
-                  <w:tcW w:w="8232" w:type="dxa"/>
+                  <w:tcW w:w="7718" w:type="dxa"/>
                 </w:tcPr>
                 <w:p>
                   <w:pPr>
                     <w:jc w:val="center"/>
                     <w:rPr>
-                      <w:rFonts w:ascii="Tahoma" w:hAnsi="Tahoma" w:cs="Tahoma"/>
+                      <w:rFonts w:ascii="Arial" w:hAnsi="Arial" w:cs="Arial"/>
                       <w:noProof/>
                       <w:sz w:val="16"/>
                       <w:szCs w:val="16"/>
@@ -1246,49 +1183,49 @@
                   </w:pPr>
                   <w:r>
                     <w:rPr>
-                      <w:rFonts w:ascii="Tahoma" w:hAnsi="Tahoma" w:cs="Tahoma"/>
+                      <w:rFonts w:ascii="Arial" w:hAnsi="Arial" w:cs="Arial"/>
                       <w:noProof/>
                       <w:sz w:val="16"/>
                       <w:szCs w:val="16"/>
                     </w:rPr>
-                    <w:t>{Rejection</w:t>
-                  </w:r>
-                  <w:r>
-                    <w:rPr>
-                      <w:rFonts w:ascii="Tahoma" w:hAnsi="Tahoma" w:cs="Tahoma"/>
-                      <w:noProof/>
-                      <w:sz w:val="16"/>
-                      <w:szCs w:val="16"/>
-                    </w:rPr>
-                    <w:t>Details</w:t>
-                  </w:r>
-                  <w:r>
-                    <w:rPr>
-                      <w:rFonts w:ascii="Tahoma" w:hAnsi="Tahoma" w:cs="Tahoma"/>
-                      <w:noProof/>
-                      <w:sz w:val="16"/>
-                      <w:szCs w:val="16"/>
-                    </w:rPr>
-                    <w:t>}</w:t>
+                    <w:t>Rejection Details</w:t>
                   </w:r>
                 </w:p>
                 <w:p>
                   <w:pPr>
                     <w:rPr>
-                      <w:rFonts w:ascii="Tahoma" w:hAnsi="Tahoma" w:cs="Tahoma"/>
+                      <w:rFonts w:ascii="Arial" w:hAnsi="Arial" w:cs="Arial"/>
                       <w:noProof/>
-                      <w:sz w:val="16"/>
-                      <w:szCs w:val="16"/>
+                      <w:sz w:val="20"/>
+                      <w:szCs w:val="20"/>
                     </w:rPr>
                   </w:pPr>
                   <w:r>
                     <w:rPr>
-                      <w:rFonts w:ascii="Tahoma" w:hAnsi="Tahoma" w:cs="Tahoma"/>
+                      <w:rFonts w:ascii="Arial" w:hAnsi="Arial" w:cs="Arial"/>
                       <w:noProof/>
-                      <w:sz w:val="16"/>
-                      <w:szCs w:val="16"/>
-                    </w:rPr>
-                    <w:t>{rejection}</w:t>
+                      <w:sz w:val="20"/>
+                      <w:szCs w:val="20"/>
+                    </w:rPr>
+                    <w:t>{r</w:t>
+                  </w:r>
+                  <w:r>
+                    <w:rPr>
+                      <w:rFonts w:ascii="Arial" w:hAnsi="Arial" w:cs="Arial"/>
+                      <w:noProof/>
+                      <w:sz w:val="20"/>
+                      <w:szCs w:val="20"/>
+                    </w:rPr>
+                    <w:t>ejection</w:t>
+                  </w:r>
+                  <w:r>
+                    <w:rPr>
+                      <w:rFonts w:ascii="Arial" w:hAnsi="Arial" w:cs="Arial"/>
+                      <w:noProof/>
+                      <w:sz w:val="20"/>
+                      <w:szCs w:val="20"/>
+                    </w:rPr>
+                    <w:t>}</w:t>
                   </w:r>
                 </w:p>
               </w:tc>
@@ -1296,52 +1233,45 @@
           </w:tbl>
           <w:p>
             <w:pPr>
-              <w:jc w:val="both"/>
-              <w:rPr>
-                <w:rFonts w:ascii="Tahoma" w:eastAsia="Arial" w:hAnsi="Tahoma" w:cs="Tahoma"/>
-                <w:b/>
-                <w:bCs/>
-                <w:sz w:val="14"/>
-                <w:szCs w:val="14"/>
+              <w:spacing w:line="283" w:lineRule="auto"/>
+              <w:ind w:right="1700"/>
+              <w:jc w:val="center"/>
+              <w:rPr>
+                <w:rFonts w:ascii="Arial Narrow" w:hAnsi="Arial Narrow" w:cs="Arial"/>
+                <w:sz w:val="20"/>
+                <w:szCs w:val="20"/>
               </w:rPr>
             </w:pPr>
           </w:p>
         </w:tc>
       </w:tr>
       <w:tr>
-        <w:tblPrEx>
-          <w:tblLook w:val="0000" w:firstRow="0" w:lastRow="0" w:firstColumn="0" w:lastColumn="0" w:noHBand="0" w:noVBand="0"/>
-        </w:tblPrEx>
         <w:trPr>
-          <w:trHeight w:val="1656"/>
+          <w:trHeight w:val="1349"/>
         </w:trPr>
         <w:tc>
           <w:tcPr>
-            <w:tcW w:w="18450" w:type="dxa"/>
-            <w:gridSpan w:val="3"/>
+            <w:tcW w:w="15300" w:type="dxa"/>
             <w:tcBorders>
               <w:left w:val="single" w:sz="4" w:space="0" w:color="auto"/>
+              <w:right w:val="single" w:sz="4" w:space="0" w:color="auto"/>
             </w:tcBorders>
           </w:tcPr>
           <w:p>
             <w:pPr>
-              <w:rPr>
-                <w:rFonts w:ascii="Tahoma" w:hAnsi="Tahoma" w:cs="Tahoma"/>
-                <w:sz w:val="16"/>
-                <w:szCs w:val="16"/>
-                <w:u w:val="single"/>
+              <w:spacing w:line="283" w:lineRule="auto"/>
+              <w:ind w:right="1700"/>
+              <w:jc w:val="center"/>
+              <w:rPr>
+                <w:rFonts w:ascii="Arial Narrow" w:hAnsi="Arial Narrow" w:cs="Arial"/>
+                <w:sz w:val="20"/>
+                <w:szCs w:val="20"/>
               </w:rPr>
             </w:pPr>
-            <w:bookmarkStart w:id="0" w:name="_GoBack"/>
-            <w:bookmarkEnd w:id="0"/>
           </w:p>
-          <w:p/>
-          <w:p/>
           <w:tbl>
             <w:tblPr>
               <w:tblStyle w:val="TableGrid"/>
-              <w:tblpPr w:leftFromText="180" w:rightFromText="180" w:vertAnchor="text" w:horzAnchor="margin" w:tblpXSpec="center" w:tblpY="-81"/>
-              <w:tblOverlap w:val="never"/>
               <w:tblW w:w="0" w:type="auto"/>
               <w:tblBorders>
                 <w:top w:val="none" w:sz="0" w:space="0" w:color="auto"/>
@@ -1351,6 +1281,7 @@
                 <w:insideH w:val="none" w:sz="0" w:space="0" w:color="auto"/>
                 <w:insideV w:val="none" w:sz="0" w:space="0" w:color="auto"/>
               </w:tblBorders>
+              <w:tblLayout w:type="fixed"/>
               <w:tblLook w:val="04A0" w:firstRow="1" w:lastRow="0" w:firstColumn="1" w:lastColumn="0" w:noHBand="0" w:noVBand="1"/>
             </w:tblPr>
             <w:tblGrid>
@@ -1369,7 +1300,7 @@
                   <w:pPr>
                     <w:jc w:val="center"/>
                     <w:rPr>
-                      <w:rFonts w:ascii="Tahoma" w:eastAsia="Arial" w:hAnsi="Tahoma" w:cs="Tahoma"/>
+                      <w:rFonts w:ascii="Arial Narrow" w:eastAsia="Arial" w:hAnsi="Arial Narrow" w:cs="Arial"/>
                       <w:bCs/>
                       <w:sz w:val="14"/>
                       <w:szCs w:val="14"/>
@@ -1377,7 +1308,7 @@
                   </w:pPr>
                   <w:r>
                     <w:rPr>
-                      <w:rFonts w:ascii="Tahoma" w:eastAsia="Arial" w:hAnsi="Tahoma" w:cs="Tahoma"/>
+                      <w:rFonts w:ascii="Arial Narrow" w:eastAsia="Arial" w:hAnsi="Arial Narrow" w:cs="Arial"/>
                       <w:bCs/>
                       <w:sz w:val="14"/>
                       <w:szCs w:val="14"/>
@@ -1389,7 +1320,7 @@
                   <w:pPr>
                     <w:jc w:val="center"/>
                     <w:rPr>
-                      <w:rFonts w:ascii="Tahoma" w:eastAsia="Arial" w:hAnsi="Tahoma" w:cs="Tahoma"/>
+                      <w:rFonts w:ascii="Arial Narrow" w:eastAsia="Arial" w:hAnsi="Arial Narrow" w:cs="Arial"/>
                       <w:bCs/>
                       <w:sz w:val="14"/>
                       <w:szCs w:val="14"/>
@@ -1397,7 +1328,7 @@
                   </w:pPr>
                   <w:r>
                     <w:rPr>
-                      <w:rFonts w:ascii="Tahoma" w:eastAsia="Arial" w:hAnsi="Tahoma" w:cs="Tahoma"/>
+                      <w:rFonts w:ascii="Arial Narrow" w:eastAsia="Arial" w:hAnsi="Arial Narrow" w:cs="Arial"/>
                       <w:bCs/>
                       <w:sz w:val="14"/>
                       <w:szCs w:val="14"/>
@@ -1411,7 +1342,7 @@
                     <w:ind w:right="40"/>
                     <w:jc w:val="center"/>
                     <w:rPr>
-                      <w:rFonts w:ascii="Tahoma" w:hAnsi="Tahoma" w:cs="Tahoma"/>
+                      <w:rFonts w:cstheme="minorHAnsi"/>
                       <w:b/>
                       <w:bCs/>
                       <w:sz w:val="24"/>
@@ -1421,7 +1352,7 @@
                   </w:pPr>
                   <w:r>
                     <w:rPr>
-                      <w:rFonts w:ascii="Tahoma" w:eastAsia="Arial" w:hAnsi="Tahoma" w:cs="Tahoma"/>
+                      <w:rFonts w:ascii="Arial Narrow" w:eastAsia="Arial" w:hAnsi="Arial Narrow" w:cs="Arial"/>
                       <w:b/>
                       <w:bCs/>
                       <w:sz w:val="14"/>
@@ -1429,10 +1360,9 @@
                     </w:rPr>
                     <w:t xml:space="preserve">For </w:t>
                   </w:r>
-                  <w:proofErr w:type="spellStart"/>
                   <w:r>
                     <w:rPr>
-                      <w:rFonts w:ascii="Tahoma" w:hAnsi="Tahoma" w:cs="Tahoma"/>
+                      <w:rFonts w:cstheme="minorHAnsi"/>
                       <w:b/>
                       <w:bCs/>
                       <w:sz w:val="20"/>
@@ -1441,10 +1371,9 @@
                     </w:rPr>
                     <w:t>Sadma</w:t>
                   </w:r>
-                  <w:proofErr w:type="spellEnd"/>
                   <w:r>
                     <w:rPr>
-                      <w:rFonts w:ascii="Tahoma" w:hAnsi="Tahoma" w:cs="Tahoma"/>
+                      <w:rFonts w:cstheme="minorHAnsi"/>
                       <w:b/>
                       <w:bCs/>
                       <w:sz w:val="24"/>
@@ -1455,7 +1384,7 @@
                   </w:r>
                   <w:r>
                     <w:rPr>
-                      <w:rFonts w:ascii="Tahoma" w:hAnsi="Tahoma" w:cs="Tahoma"/>
+                      <w:rFonts w:ascii="Arial,Bold" w:hAnsi="Arial,Bold" w:cs="Arial,Bold"/>
                       <w:b/>
                       <w:bCs/>
                       <w:sz w:val="16"/>
@@ -1463,33 +1392,20 @@
                     </w:rPr>
                     <w:t>(</w:t>
                   </w:r>
-                  <w:proofErr w:type="spellStart"/>
                   <w:r>
                     <w:rPr>
-                      <w:rFonts w:ascii="Tahoma" w:hAnsi="Tahoma" w:cs="Tahoma"/>
+                      <w:rFonts w:cstheme="minorHAnsi"/>
                       <w:b/>
                       <w:bCs/>
                       <w:sz w:val="18"/>
                       <w:szCs w:val="18"/>
                       <w:shd w:val="clear" w:color="auto" w:fill="FFFFFF"/>
                     </w:rPr>
-                    <w:t>Sadma</w:t>
-                  </w:r>
-                  <w:proofErr w:type="spellEnd"/>
-                  <w:r>
-                    <w:rPr>
-                      <w:rFonts w:ascii="Tahoma" w:hAnsi="Tahoma" w:cs="Tahoma"/>
-                      <w:b/>
-                      <w:bCs/>
-                      <w:sz w:val="18"/>
-                      <w:szCs w:val="18"/>
-                      <w:shd w:val="clear" w:color="auto" w:fill="FFFFFF"/>
-                    </w:rPr>
-                    <w:t xml:space="preserve"> Fashion Wear Ltd</w:t>
+                    <w:t>Sadma Fashion Wear Ltd</w:t>
                   </w:r>
                   <w:r>
                     <w:rPr>
-                      <w:rFonts w:ascii="Tahoma" w:hAnsi="Tahoma" w:cs="Tahoma"/>
+                      <w:rFonts w:ascii="Arial,Bold" w:hAnsi="Arial,Bold" w:cs="Arial,Bold"/>
                       <w:b/>
                       <w:bCs/>
                       <w:sz w:val="16"/>
@@ -1502,7 +1418,7 @@
                   <w:pPr>
                     <w:jc w:val="center"/>
                     <w:rPr>
-                      <w:rFonts w:ascii="Tahoma" w:eastAsia="Arial" w:hAnsi="Tahoma" w:cs="Tahoma"/>
+                      <w:rFonts w:ascii="Arial Narrow" w:eastAsia="Arial" w:hAnsi="Arial Narrow" w:cs="Arial"/>
                       <w:b/>
                       <w:bCs/>
                       <w:sz w:val="14"/>
@@ -1514,7 +1430,7 @@
                   <w:pPr>
                     <w:jc w:val="center"/>
                     <w:rPr>
-                      <w:rFonts w:ascii="Tahoma" w:eastAsia="Arial" w:hAnsi="Tahoma" w:cs="Tahoma"/>
+                      <w:rFonts w:ascii="Arial Narrow" w:eastAsia="Arial" w:hAnsi="Arial Narrow" w:cs="Arial"/>
                       <w:b/>
                       <w:bCs/>
                       <w:sz w:val="14"/>
@@ -1526,7 +1442,18 @@
                   <w:pPr>
                     <w:jc w:val="center"/>
                     <w:rPr>
-                      <w:rFonts w:ascii="Tahoma" w:eastAsia="Arial" w:hAnsi="Tahoma" w:cs="Tahoma"/>
+                      <w:rFonts w:ascii="Arial Narrow" w:eastAsia="Arial" w:hAnsi="Arial Narrow" w:cs="Arial"/>
+                      <w:bCs/>
+                      <w:sz w:val="14"/>
+                      <w:szCs w:val="14"/>
+                    </w:rPr>
+                  </w:pPr>
+                </w:p>
+                <w:p>
+                  <w:pPr>
+                    <w:jc w:val="center"/>
+                    <w:rPr>
+                      <w:rFonts w:ascii="Arial Narrow" w:eastAsia="Arial" w:hAnsi="Arial Narrow" w:cs="Arial"/>
                       <w:b/>
                       <w:bCs/>
                       <w:sz w:val="14"/>
@@ -1536,7 +1463,7 @@
                   </w:pPr>
                   <w:r>
                     <w:rPr>
-                      <w:rFonts w:ascii="Tahoma" w:eastAsia="Arial" w:hAnsi="Tahoma" w:cs="Tahoma"/>
+                      <w:rFonts w:ascii="Arial Narrow" w:eastAsia="Arial" w:hAnsi="Arial Narrow" w:cs="Arial"/>
                       <w:bCs/>
                       <w:sz w:val="14"/>
                       <w:szCs w:val="14"/>
@@ -1553,7 +1480,7 @@
                   <w:pPr>
                     <w:jc w:val="center"/>
                     <w:rPr>
-                      <w:rFonts w:ascii="Tahoma" w:eastAsia="Arial" w:hAnsi="Tahoma" w:cs="Tahoma"/>
+                      <w:rFonts w:ascii="Arial Narrow" w:eastAsia="Arial" w:hAnsi="Arial Narrow" w:cs="Arial"/>
                       <w:b/>
                       <w:bCs/>
                       <w:sz w:val="14"/>
@@ -1566,50 +1493,38 @@
                   <w:pPr>
                     <w:jc w:val="center"/>
                     <w:rPr>
-                      <w:rFonts w:ascii="Tahoma" w:eastAsia="Arial" w:hAnsi="Tahoma" w:cs="Tahoma"/>
+                      <w:rFonts w:ascii="Arial Narrow" w:eastAsia="Arial" w:hAnsi="Arial Narrow" w:cs="Arial"/>
                       <w:b/>
                       <w:bCs/>
                       <w:sz w:val="14"/>
                       <w:szCs w:val="14"/>
                     </w:rPr>
                   </w:pPr>
-                </w:p>
-                <w:p>
-                  <w:pPr>
-                    <w:jc w:val="center"/>
-                    <w:rPr>
-                      <w:rFonts w:ascii="Tahoma" w:eastAsia="Arial" w:hAnsi="Tahoma" w:cs="Tahoma"/>
+                  <w:r>
+                    <w:rPr>
+                      <w:rFonts w:ascii="Arial Narrow" w:eastAsia="Arial" w:hAnsi="Arial Narrow" w:cs="Arial"/>
                       <w:b/>
                       <w:bCs/>
                       <w:sz w:val="14"/>
                       <w:szCs w:val="14"/>
                     </w:rPr>
-                  </w:pPr>
+                    <w:t>For {</w:t>
+                  </w:r>
+                  <w:proofErr w:type="spellStart"/>
                   <w:r>
                     <w:rPr>
-                      <w:rFonts w:ascii="Tahoma" w:eastAsia="Arial" w:hAnsi="Tahoma" w:cs="Tahoma"/>
+                      <w:rFonts w:ascii="Arial Narrow" w:eastAsia="Arial" w:hAnsi="Arial Narrow" w:cs="Arial"/>
                       <w:b/>
                       <w:bCs/>
                       <w:sz w:val="14"/>
                       <w:szCs w:val="14"/>
                     </w:rPr>
-                    <w:t>For {</w:t>
-                  </w:r>
-                  <w:proofErr w:type="spellStart"/>
-                  <w:r>
-                    <w:rPr>
-                      <w:rFonts w:ascii="Tahoma" w:eastAsia="Arial" w:hAnsi="Tahoma" w:cs="Tahoma"/>
-                      <w:b/>
-                      <w:bCs/>
-                      <w:sz w:val="14"/>
-                      <w:szCs w:val="14"/>
-                    </w:rPr>
                     <w:t>VendorName</w:t>
                   </w:r>
                   <w:proofErr w:type="spellEnd"/>
                   <w:r>
                     <w:rPr>
-                      <w:rFonts w:ascii="Tahoma" w:eastAsia="Arial" w:hAnsi="Tahoma" w:cs="Tahoma"/>
+                      <w:rFonts w:ascii="Arial Narrow" w:eastAsia="Arial" w:hAnsi="Arial Narrow" w:cs="Arial"/>
                       <w:b/>
                       <w:bCs/>
                       <w:sz w:val="14"/>
@@ -1622,7 +1537,7 @@
                   <w:pPr>
                     <w:jc w:val="center"/>
                     <w:rPr>
-                      <w:rFonts w:ascii="Tahoma" w:eastAsia="Arial" w:hAnsi="Tahoma" w:cs="Tahoma"/>
+                      <w:rFonts w:ascii="Arial Narrow" w:eastAsia="Arial" w:hAnsi="Arial Narrow" w:cs="Arial"/>
                       <w:b/>
                       <w:bCs/>
                       <w:sz w:val="14"/>
@@ -1633,8 +1548,9 @@
                 </w:p>
                 <w:p>
                   <w:pPr>
-                    <w:rPr>
-                      <w:rFonts w:ascii="Tahoma" w:eastAsia="Arial" w:hAnsi="Tahoma" w:cs="Tahoma"/>
+                    <w:jc w:val="center"/>
+                    <w:rPr>
+                      <w:rFonts w:ascii="Arial Narrow" w:eastAsia="Arial" w:hAnsi="Arial Narrow" w:cs="Arial"/>
                       <w:b/>
                       <w:bCs/>
                       <w:sz w:val="14"/>
@@ -1645,8 +1561,9 @@
                 </w:p>
                 <w:p>
                   <w:pPr>
-                    <w:rPr>
-                      <w:rFonts w:ascii="Tahoma" w:eastAsia="Arial" w:hAnsi="Tahoma" w:cs="Tahoma"/>
+                    <w:jc w:val="center"/>
+                    <w:rPr>
+                      <w:rFonts w:ascii="Arial Narrow" w:eastAsia="Arial" w:hAnsi="Arial Narrow" w:cs="Arial"/>
                       <w:b/>
                       <w:bCs/>
                       <w:sz w:val="14"/>
@@ -1659,15 +1576,28 @@
                   <w:pPr>
                     <w:jc w:val="center"/>
                     <w:rPr>
-                      <w:rFonts w:ascii="Tahoma" w:eastAsia="Arial" w:hAnsi="Tahoma" w:cs="Tahoma"/>
+                      <w:rFonts w:ascii="Arial Narrow" w:eastAsia="Arial" w:hAnsi="Arial Narrow" w:cs="Arial"/>
+                      <w:b/>
                       <w:bCs/>
                       <w:sz w:val="14"/>
                       <w:szCs w:val="14"/>
+                      <w:u w:val="single"/>
+                    </w:rPr>
+                  </w:pPr>
+                </w:p>
+                <w:p>
+                  <w:pPr>
+                    <w:jc w:val="center"/>
+                    <w:rPr>
+                      <w:rFonts w:ascii="Arial Narrow" w:eastAsia="Arial" w:hAnsi="Arial Narrow" w:cs="Arial"/>
+                      <w:bCs/>
+                      <w:sz w:val="14"/>
+                      <w:szCs w:val="14"/>
                     </w:rPr>
                   </w:pPr>
                   <w:r>
                     <w:rPr>
-                      <w:rFonts w:ascii="Tahoma" w:eastAsia="Arial" w:hAnsi="Tahoma" w:cs="Tahoma"/>
+                      <w:rFonts w:ascii="Arial Narrow" w:eastAsia="Arial" w:hAnsi="Arial Narrow" w:cs="Arial"/>
                       <w:bCs/>
                       <w:sz w:val="14"/>
                       <w:szCs w:val="14"/>
@@ -1680,543 +1610,41 @@
           </w:tbl>
           <w:p>
             <w:pPr>
-              <w:jc w:val="both"/>
-              <w:rPr>
-                <w:rFonts w:ascii="Tahoma" w:eastAsia="Arial" w:hAnsi="Tahoma" w:cs="Tahoma"/>
+              <w:pStyle w:val="ListParagraph"/>
+              <w:jc w:val="right"/>
+              <w:rPr>
+                <w:rFonts w:ascii="Arial" w:eastAsia="Arial" w:hAnsi="Arial" w:cs="Arial"/>
                 <w:b/>
                 <w:bCs/>
                 <w:sz w:val="14"/>
                 <w:szCs w:val="14"/>
-              </w:rPr>
-            </w:pPr>
-          </w:p>
-          <w:p>
-            <w:pPr>
-              <w:jc w:val="both"/>
-              <w:rPr>
-                <w:rFonts w:ascii="Tahoma" w:eastAsia="Arial" w:hAnsi="Tahoma" w:cs="Tahoma"/>
-                <w:b/>
-                <w:bCs/>
-                <w:sz w:val="14"/>
-                <w:szCs w:val="14"/>
-              </w:rPr>
-            </w:pPr>
-          </w:p>
-          <w:p>
-            <w:pPr>
-              <w:jc w:val="both"/>
-              <w:rPr>
-                <w:rFonts w:ascii="Tahoma" w:eastAsia="Arial" w:hAnsi="Tahoma" w:cs="Tahoma"/>
-                <w:b/>
-                <w:bCs/>
-                <w:sz w:val="14"/>
-                <w:szCs w:val="14"/>
-              </w:rPr>
-            </w:pPr>
-          </w:p>
-        </w:tc>
-      </w:tr>
-      <w:tr>
-        <w:tblPrEx>
-          <w:tblLook w:val="0000" w:firstRow="0" w:lastRow="0" w:firstColumn="0" w:lastColumn="0" w:noHBand="0" w:noVBand="0"/>
-        </w:tblPrEx>
-        <w:trPr>
-          <w:trHeight w:val="783"/>
-        </w:trPr>
-        <w:tc>
-          <w:tcPr>
-            <w:tcW w:w="18450" w:type="dxa"/>
-            <w:gridSpan w:val="3"/>
-            <w:tcBorders>
-              <w:left w:val="single" w:sz="4" w:space="0" w:color="auto"/>
-            </w:tcBorders>
-          </w:tcPr>
-          <w:p/>
-          <w:tbl>
-            <w:tblPr>
-              <w:tblStyle w:val="TableGrid"/>
-              <w:tblW w:w="0" w:type="auto"/>
-              <w:jc w:val="center"/>
-              <w:tblInd w:w="2721" w:type="dxa"/>
-              <w:tblBorders>
-                <w:top w:val="none" w:sz="0" w:space="0" w:color="auto"/>
-                <w:left w:val="none" w:sz="0" w:space="0" w:color="auto"/>
-                <w:bottom w:val="none" w:sz="0" w:space="0" w:color="auto"/>
-                <w:right w:val="none" w:sz="0" w:space="0" w:color="auto"/>
-                <w:insideH w:val="none" w:sz="0" w:space="0" w:color="auto"/>
-                <w:insideV w:val="none" w:sz="0" w:space="0" w:color="auto"/>
-              </w:tblBorders>
-              <w:tblLook w:val="04A0" w:firstRow="1" w:lastRow="0" w:firstColumn="1" w:lastColumn="0" w:noHBand="0" w:noVBand="1"/>
-            </w:tblPr>
-            <w:tblGrid>
-              <w:gridCol w:w="3244"/>
-              <w:gridCol w:w="3244"/>
-              <w:gridCol w:w="3244"/>
-            </w:tblGrid>
-            <w:tr>
-              <w:trPr>
-                <w:trHeight w:val="133"/>
-                <w:jc w:val="center"/>
-              </w:trPr>
-              <w:tc>
-                <w:tcPr>
-                  <w:tcW w:w="3244" w:type="dxa"/>
-                </w:tcPr>
-                <w:p>
-                  <w:pPr>
-                    <w:framePr w:hSpace="180" w:wrap="around" w:vAnchor="page" w:hAnchor="margin" w:xAlign="center" w:y="3016"/>
-                    <w:jc w:val="center"/>
-                    <w:rPr>
-                      <w:rFonts w:ascii="Tahoma" w:eastAsia="Arial" w:hAnsi="Tahoma" w:cs="Tahoma"/>
-                      <w:bCs/>
-                      <w:sz w:val="16"/>
-                      <w:szCs w:val="16"/>
-                    </w:rPr>
-                  </w:pPr>
-                  <w:r>
-                    <w:rPr>
-                      <w:rFonts w:ascii="Tahoma" w:eastAsia="Arial" w:hAnsi="Tahoma" w:cs="Tahoma"/>
-                      <w:bCs/>
-                      <w:noProof/>
-                      <w:color w:val="000000"/>
-                      <w:sz w:val="16"/>
-                      <w:szCs w:val="16"/>
-                    </w:rPr>
-                    <mc:AlternateContent>
-                      <mc:Choice Requires="wps">
-                        <w:drawing>
-                          <wp:anchor distT="0" distB="0" distL="114300" distR="114300" simplePos="0" relativeHeight="251659776" behindDoc="0" locked="0" layoutInCell="1" allowOverlap="1" wp14:anchorId="7C03213A" wp14:editId="1F1EADFA">
-                            <wp:simplePos x="0" y="0"/>
-                            <wp:positionH relativeFrom="column">
-                              <wp:posOffset>383679</wp:posOffset>
-                            </wp:positionH>
-                            <wp:positionV relativeFrom="paragraph">
-                              <wp:posOffset>105797</wp:posOffset>
-                            </wp:positionV>
-                            <wp:extent cx="1391477" cy="0"/>
-                            <wp:effectExtent l="0" t="0" r="18415" b="19050"/>
-                            <wp:wrapNone/>
-                            <wp:docPr id="5" name="Straight Connector 5"/>
-                            <wp:cNvGraphicFramePr/>
-                            <a:graphic xmlns:a="http://schemas.openxmlformats.org/drawingml/2006/main">
-                              <a:graphicData uri="http://schemas.microsoft.com/office/word/2010/wordprocessingShape">
-                                <wps:wsp>
-                                  <wps:cNvCnPr/>
-                                  <wps:spPr>
-                                    <a:xfrm flipH="1">
-                                      <a:off x="0" y="0"/>
-                                      <a:ext cx="1391477" cy="0"/>
-                                    </a:xfrm>
-                                    <a:prstGeom prst="line">
-                                      <a:avLst/>
-                                    </a:prstGeom>
-                                    <a:noFill/>
-                                    <a:ln w="6350" cap="flat" cmpd="sng" algn="ctr">
-                                      <a:solidFill>
-                                        <a:sysClr val="windowText" lastClr="000000"/>
-                                      </a:solidFill>
-                                      <a:prstDash val="solid"/>
-                                      <a:miter lim="800000"/>
-                                    </a:ln>
-                                    <a:effectLst/>
-                                  </wps:spPr>
-                                  <wps:bodyPr/>
-                                </wps:wsp>
-                              </a:graphicData>
-                            </a:graphic>
-                            <wp14:sizeRelH relativeFrom="margin">
-                              <wp14:pctWidth>0</wp14:pctWidth>
-                            </wp14:sizeRelH>
-                            <wp14:sizeRelV relativeFrom="margin">
-                              <wp14:pctHeight>0</wp14:pctHeight>
-                            </wp14:sizeRelV>
-                          </wp:anchor>
-                        </w:drawing>
-                      </mc:Choice>
-                      <mc:Fallback>
-                        <w:pict>
-                          <v:line id="Straight Connector 5" o:spid="_x0000_s1026" style="position:absolute;flip:x;z-index:251659776;visibility:visible;mso-wrap-style:square;mso-width-percent:0;mso-height-percent:0;mso-wrap-distance-left:9pt;mso-wrap-distance-top:0;mso-wrap-distance-right:9pt;mso-wrap-distance-bottom:0;mso-position-horizontal:absolute;mso-position-horizontal-relative:text;mso-position-vertical:absolute;mso-position-vertical-relative:text;mso-width-percent:0;mso-height-percent:0;mso-width-relative:margin;mso-height-relative:margin" from="30.2pt,8.35pt" to="139.75pt,8.35pt" o:gfxdata="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" strokecolor="windowText" strokeweight=".5pt">
-                            <v:stroke joinstyle="miter"/>
-                          </v:line>
-                        </w:pict>
-                      </mc:Fallback>
-                    </mc:AlternateContent>
-                  </w:r>
-                  <w:r>
-                    <w:rPr>
-                      <w:rFonts w:ascii="Tahoma" w:eastAsia="Arial" w:hAnsi="Tahoma" w:cs="Tahoma"/>
-                      <w:bCs/>
-                      <w:sz w:val="16"/>
-                      <w:szCs w:val="16"/>
-                    </w:rPr>
-                    <w:t>{</w:t>
-                  </w:r>
-                  <w:proofErr w:type="spellStart"/>
-                  <w:r>
-                    <w:rPr>
-                      <w:rFonts w:ascii="Tahoma" w:hAnsi="Tahoma" w:cs="Tahoma"/>
-                      <w:color w:val="000000"/>
-                      <w:sz w:val="16"/>
-                      <w:szCs w:val="16"/>
-                      <w:highlight w:val="white"/>
-                    </w:rPr>
-                    <w:t>AddedBy</w:t>
-                  </w:r>
-                  <w:proofErr w:type="spellEnd"/>
-                  <w:r>
-                    <w:rPr>
-                      <w:rFonts w:ascii="Tahoma" w:eastAsia="Arial" w:hAnsi="Tahoma" w:cs="Tahoma"/>
-                      <w:bCs/>
-                      <w:sz w:val="16"/>
-                      <w:szCs w:val="16"/>
-                    </w:rPr>
-                    <w:t>}</w:t>
-                  </w:r>
-                </w:p>
-              </w:tc>
-              <w:tc>
-                <w:tcPr>
-                  <w:tcW w:w="3244" w:type="dxa"/>
-                </w:tcPr>
-                <w:p>
-                  <w:pPr>
-                    <w:framePr w:hSpace="180" w:wrap="around" w:vAnchor="page" w:hAnchor="margin" w:xAlign="center" w:y="3016"/>
-                    <w:jc w:val="center"/>
-                    <w:rPr>
-                      <w:rFonts w:ascii="Tahoma" w:eastAsia="Arial" w:hAnsi="Tahoma" w:cs="Tahoma"/>
-                      <w:bCs/>
-                      <w:sz w:val="16"/>
-                      <w:szCs w:val="16"/>
-                    </w:rPr>
-                  </w:pPr>
-                  <w:r>
-                    <w:rPr>
-                      <w:rFonts w:ascii="Tahoma" w:eastAsia="Arial" w:hAnsi="Tahoma" w:cs="Tahoma"/>
-                      <w:bCs/>
-                      <w:noProof/>
-                      <w:color w:val="000000"/>
-                      <w:sz w:val="16"/>
-                      <w:szCs w:val="16"/>
-                    </w:rPr>
-                    <mc:AlternateContent>
-                      <mc:Choice Requires="wps">
-                        <w:drawing>
-                          <wp:anchor distT="0" distB="0" distL="114300" distR="114300" simplePos="0" relativeHeight="251660800" behindDoc="0" locked="0" layoutInCell="1" allowOverlap="1" wp14:anchorId="770505B1" wp14:editId="16B84825">
-                            <wp:simplePos x="0" y="0"/>
-                            <wp:positionH relativeFrom="column">
-                              <wp:posOffset>298395</wp:posOffset>
-                            </wp:positionH>
-                            <wp:positionV relativeFrom="paragraph">
-                              <wp:posOffset>105797</wp:posOffset>
-                            </wp:positionV>
-                            <wp:extent cx="1526650" cy="0"/>
-                            <wp:effectExtent l="0" t="0" r="16510" b="19050"/>
-                            <wp:wrapNone/>
-                            <wp:docPr id="8" name="Straight Connector 8"/>
-                            <wp:cNvGraphicFramePr/>
-                            <a:graphic xmlns:a="http://schemas.openxmlformats.org/drawingml/2006/main">
-                              <a:graphicData uri="http://schemas.microsoft.com/office/word/2010/wordprocessingShape">
-                                <wps:wsp>
-                                  <wps:cNvCnPr/>
-                                  <wps:spPr>
-                                    <a:xfrm>
-                                      <a:off x="0" y="0"/>
-                                      <a:ext cx="1526650" cy="0"/>
-                                    </a:xfrm>
-                                    <a:prstGeom prst="line">
-                                      <a:avLst/>
-                                    </a:prstGeom>
-                                    <a:noFill/>
-                                    <a:ln w="6350" cap="flat" cmpd="sng" algn="ctr">
-                                      <a:solidFill>
-                                        <a:sysClr val="windowText" lastClr="000000"/>
-                                      </a:solidFill>
-                                      <a:prstDash val="solid"/>
-                                      <a:miter lim="800000"/>
-                                    </a:ln>
-                                    <a:effectLst/>
-                                  </wps:spPr>
-                                  <wps:bodyPr/>
-                                </wps:wsp>
-                              </a:graphicData>
-                            </a:graphic>
-                            <wp14:sizeRelH relativeFrom="margin">
-                              <wp14:pctWidth>0</wp14:pctWidth>
-                            </wp14:sizeRelH>
-                          </wp:anchor>
-                        </w:drawing>
-                      </mc:Choice>
-                      <mc:Fallback>
-                        <w:pict>
-                          <v:line id="Straight Connector 8" o:spid="_x0000_s1026" style="position:absolute;z-index:251660800;visibility:visible;mso-wrap-style:square;mso-width-percent:0;mso-wrap-distance-left:9pt;mso-wrap-distance-top:0;mso-wrap-distance-right:9pt;mso-wrap-distance-bottom:0;mso-position-horizontal:absolute;mso-position-horizontal-relative:text;mso-position-vertical:absolute;mso-position-vertical-relative:text;mso-width-percent:0;mso-width-relative:margin" from="23.5pt,8.35pt" to="143.7pt,8.35pt" o:gfxdata="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" strokecolor="windowText" strokeweight=".5pt">
-                            <v:stroke joinstyle="miter"/>
-                          </v:line>
-                        </w:pict>
-                      </mc:Fallback>
-                    </mc:AlternateContent>
-                  </w:r>
-                  <w:r>
-                    <w:rPr>
-                      <w:rFonts w:ascii="Tahoma" w:eastAsia="Arial" w:hAnsi="Tahoma" w:cs="Tahoma"/>
-                      <w:bCs/>
-                      <w:sz w:val="16"/>
-                      <w:szCs w:val="16"/>
-                    </w:rPr>
-                    <w:t xml:space="preserve">          {</w:t>
-                  </w:r>
-                  <w:proofErr w:type="spellStart"/>
-                  <w:r>
-                    <w:rPr>
-                      <w:rFonts w:ascii="Tahoma" w:hAnsi="Tahoma" w:cs="Tahoma"/>
-                      <w:color w:val="000000"/>
-                      <w:sz w:val="16"/>
-                      <w:szCs w:val="16"/>
-                      <w:highlight w:val="white"/>
-                    </w:rPr>
-                    <w:t>CheckedBy</w:t>
-                  </w:r>
-                  <w:proofErr w:type="spellEnd"/>
-                  <w:r>
-                    <w:rPr>
-                      <w:rFonts w:ascii="Tahoma" w:eastAsia="Arial" w:hAnsi="Tahoma" w:cs="Tahoma"/>
-                      <w:bCs/>
-                      <w:sz w:val="16"/>
-                      <w:szCs w:val="16"/>
-                    </w:rPr>
-                    <w:t>}</w:t>
-                  </w:r>
-                </w:p>
-              </w:tc>
-              <w:tc>
-                <w:tcPr>
-                  <w:tcW w:w="3244" w:type="dxa"/>
-                </w:tcPr>
-                <w:p>
-                  <w:pPr>
-                    <w:framePr w:hSpace="180" w:wrap="around" w:vAnchor="page" w:hAnchor="margin" w:xAlign="center" w:y="3016"/>
-                    <w:jc w:val="center"/>
-                    <w:rPr>
-                      <w:rFonts w:ascii="Tahoma" w:eastAsia="Arial" w:hAnsi="Tahoma" w:cs="Tahoma"/>
-                      <w:bCs/>
-                      <w:sz w:val="16"/>
-                      <w:szCs w:val="16"/>
-                    </w:rPr>
-                  </w:pPr>
-                  <w:r>
-                    <w:rPr>
-                      <w:rFonts w:ascii="Tahoma" w:eastAsia="Arial" w:hAnsi="Tahoma" w:cs="Tahoma"/>
-                      <w:bCs/>
-                      <w:noProof/>
-                      <w:color w:val="000000"/>
-                      <w:sz w:val="16"/>
-                      <w:szCs w:val="16"/>
-                    </w:rPr>
-                    <mc:AlternateContent>
-                      <mc:Choice Requires="wps">
-                        <w:drawing>
-                          <wp:anchor distT="0" distB="0" distL="114300" distR="114300" simplePos="0" relativeHeight="251661824" behindDoc="0" locked="0" layoutInCell="1" allowOverlap="1" wp14:anchorId="36B47C33" wp14:editId="450D7250">
-                            <wp:simplePos x="0" y="0"/>
-                            <wp:positionH relativeFrom="column">
-                              <wp:posOffset>395991</wp:posOffset>
-                            </wp:positionH>
-                            <wp:positionV relativeFrom="paragraph">
-                              <wp:posOffset>105797</wp:posOffset>
-                            </wp:positionV>
-                            <wp:extent cx="1423283" cy="0"/>
-                            <wp:effectExtent l="0" t="0" r="24765" b="19050"/>
-                            <wp:wrapNone/>
-                            <wp:docPr id="9" name="Straight Connector 9"/>
-                            <wp:cNvGraphicFramePr/>
-                            <a:graphic xmlns:a="http://schemas.openxmlformats.org/drawingml/2006/main">
-                              <a:graphicData uri="http://schemas.microsoft.com/office/word/2010/wordprocessingShape">
-                                <wps:wsp>
-                                  <wps:cNvCnPr/>
-                                  <wps:spPr>
-                                    <a:xfrm>
-                                      <a:off x="0" y="0"/>
-                                      <a:ext cx="1423283" cy="0"/>
-                                    </a:xfrm>
-                                    <a:prstGeom prst="line">
-                                      <a:avLst/>
-                                    </a:prstGeom>
-                                    <a:noFill/>
-                                    <a:ln w="6350" cap="flat" cmpd="sng" algn="ctr">
-                                      <a:solidFill>
-                                        <a:sysClr val="windowText" lastClr="000000"/>
-                                      </a:solidFill>
-                                      <a:prstDash val="solid"/>
-                                      <a:miter lim="800000"/>
-                                    </a:ln>
-                                    <a:effectLst/>
-                                  </wps:spPr>
-                                  <wps:bodyPr/>
-                                </wps:wsp>
-                              </a:graphicData>
-                            </a:graphic>
-                          </wp:anchor>
-                        </w:drawing>
-                      </mc:Choice>
-                      <mc:Fallback>
-                        <w:pict>
-                          <v:line id="Straight Connector 9" o:spid="_x0000_s1026" style="position:absolute;z-index:251661824;visibility:visible;mso-wrap-style:square;mso-wrap-distance-left:9pt;mso-wrap-distance-top:0;mso-wrap-distance-right:9pt;mso-wrap-distance-bottom:0;mso-position-horizontal:absolute;mso-position-horizontal-relative:text;mso-position-vertical:absolute;mso-position-vertical-relative:text" from="31.2pt,8.35pt" to="143.25pt,8.35pt" o:gfxdata="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" strokecolor="windowText" strokeweight=".5pt">
-                            <v:stroke joinstyle="miter"/>
-                          </v:line>
-                        </w:pict>
-                      </mc:Fallback>
-                    </mc:AlternateContent>
-                  </w:r>
-                  <w:r>
-                    <w:rPr>
-                      <w:rFonts w:ascii="Tahoma" w:eastAsia="Arial" w:hAnsi="Tahoma" w:cs="Tahoma"/>
-                      <w:bCs/>
-                      <w:sz w:val="16"/>
-                      <w:szCs w:val="16"/>
-                    </w:rPr>
-                    <w:t xml:space="preserve">             {</w:t>
-                  </w:r>
-                  <w:proofErr w:type="spellStart"/>
-                  <w:r>
-                    <w:rPr>
-                      <w:rFonts w:ascii="Tahoma" w:hAnsi="Tahoma" w:cs="Tahoma"/>
-                      <w:color w:val="000000"/>
-                      <w:sz w:val="16"/>
-                      <w:szCs w:val="16"/>
-                      <w:highlight w:val="white"/>
-                    </w:rPr>
-                    <w:t>AuthorizedBy</w:t>
-                  </w:r>
-                  <w:proofErr w:type="spellEnd"/>
-                  <w:r>
-                    <w:rPr>
-                      <w:rFonts w:ascii="Tahoma" w:eastAsia="Arial" w:hAnsi="Tahoma" w:cs="Tahoma"/>
-                      <w:bCs/>
-                      <w:sz w:val="16"/>
-                      <w:szCs w:val="16"/>
-                    </w:rPr>
-                    <w:t>}</w:t>
-                  </w:r>
-                </w:p>
-              </w:tc>
-            </w:tr>
-            <w:tr>
-              <w:trPr>
-                <w:trHeight w:val="124"/>
-                <w:jc w:val="center"/>
-              </w:trPr>
-              <w:tc>
-                <w:tcPr>
-                  <w:tcW w:w="3244" w:type="dxa"/>
-                </w:tcPr>
-                <w:p>
-                  <w:pPr>
-                    <w:framePr w:hSpace="180" w:wrap="around" w:vAnchor="page" w:hAnchor="margin" w:xAlign="center" w:y="3016"/>
-                    <w:jc w:val="center"/>
-                    <w:rPr>
-                      <w:rFonts w:ascii="Tahoma" w:eastAsia="Arial" w:hAnsi="Tahoma" w:cs="Tahoma"/>
-                      <w:b/>
-                      <w:bCs/>
-                      <w:sz w:val="16"/>
-                      <w:szCs w:val="16"/>
-                    </w:rPr>
-                  </w:pPr>
-                  <w:r>
-                    <w:rPr>
-                      <w:rFonts w:ascii="Tahoma" w:eastAsia="Arial" w:hAnsi="Tahoma" w:cs="Tahoma"/>
-                      <w:b/>
-                      <w:bCs/>
-                      <w:sz w:val="16"/>
-                      <w:szCs w:val="16"/>
-                    </w:rPr>
-                    <w:t>Prepared By</w:t>
-                  </w:r>
-                </w:p>
-                <w:p>
-                  <w:pPr>
-                    <w:framePr w:hSpace="180" w:wrap="around" w:vAnchor="page" w:hAnchor="margin" w:xAlign="center" w:y="3016"/>
-                    <w:jc w:val="center"/>
-                    <w:rPr>
-                      <w:rFonts w:ascii="Tahoma" w:eastAsia="Arial" w:hAnsi="Tahoma" w:cs="Tahoma"/>
-                      <w:b/>
-                      <w:bCs/>
-                      <w:sz w:val="16"/>
-                      <w:szCs w:val="16"/>
-                    </w:rPr>
-                  </w:pPr>
-                </w:p>
-              </w:tc>
-              <w:tc>
-                <w:tcPr>
-                  <w:tcW w:w="3244" w:type="dxa"/>
-                </w:tcPr>
-                <w:p>
-                  <w:pPr>
-                    <w:framePr w:hSpace="180" w:wrap="around" w:vAnchor="page" w:hAnchor="margin" w:xAlign="center" w:y="3016"/>
-                    <w:jc w:val="center"/>
-                    <w:rPr>
-                      <w:rFonts w:ascii="Tahoma" w:eastAsia="Arial" w:hAnsi="Tahoma" w:cs="Tahoma"/>
-                      <w:b/>
-                      <w:bCs/>
-                      <w:sz w:val="16"/>
-                      <w:szCs w:val="16"/>
-                    </w:rPr>
-                  </w:pPr>
-                  <w:r>
-                    <w:rPr>
-                      <w:rFonts w:ascii="Tahoma" w:eastAsia="Arial" w:hAnsi="Tahoma" w:cs="Tahoma"/>
-                      <w:b/>
-                      <w:bCs/>
-                      <w:sz w:val="16"/>
-                      <w:szCs w:val="16"/>
-                    </w:rPr>
-                    <w:t xml:space="preserve">      Checked By</w:t>
-                  </w:r>
-                </w:p>
-              </w:tc>
-              <w:tc>
-                <w:tcPr>
-                  <w:tcW w:w="3244" w:type="dxa"/>
-                </w:tcPr>
-                <w:p>
-                  <w:pPr>
-                    <w:framePr w:hSpace="180" w:wrap="around" w:vAnchor="page" w:hAnchor="margin" w:xAlign="center" w:y="3016"/>
-                    <w:jc w:val="center"/>
-                    <w:rPr>
-                      <w:rFonts w:ascii="Tahoma" w:eastAsia="Arial" w:hAnsi="Tahoma" w:cs="Tahoma"/>
-                      <w:b/>
-                      <w:bCs/>
-                      <w:sz w:val="16"/>
-                      <w:szCs w:val="16"/>
-                    </w:rPr>
-                  </w:pPr>
-                  <w:r>
-                    <w:rPr>
-                      <w:rFonts w:ascii="Tahoma" w:eastAsia="Arial" w:hAnsi="Tahoma" w:cs="Tahoma"/>
-                      <w:b/>
-                      <w:bCs/>
-                      <w:sz w:val="16"/>
-                      <w:szCs w:val="16"/>
-                    </w:rPr>
-                    <w:t xml:space="preserve">           Approved By</w:t>
-                  </w:r>
-                </w:p>
-              </w:tc>
-            </w:tr>
-          </w:tbl>
-          <w:p>
-            <w:pPr>
-              <w:jc w:val="both"/>
-              <w:rPr>
-                <w:rFonts w:ascii="Tahoma" w:eastAsia="Arial" w:hAnsi="Tahoma" w:cs="Tahoma"/>
-                <w:b/>
-                <w:bCs/>
-                <w:sz w:val="14"/>
-                <w:szCs w:val="14"/>
+                <w:u w:val="single"/>
               </w:rPr>
             </w:pPr>
           </w:p>
         </w:tc>
       </w:tr>
     </w:tbl>
+    <w:p>
+      <w:pPr>
+        <w:rPr>
+          <w:rFonts w:ascii="Arial" w:hAnsi="Arial" w:cs="Arial"/>
+          <w:noProof/>
+          <w:sz w:val="20"/>
+          <w:szCs w:val="20"/>
+        </w:rPr>
+      </w:pPr>
+    </w:p>
+    <w:p>
+      <w:pPr>
+        <w:rPr>
+          <w:rFonts w:ascii="Arial" w:hAnsi="Arial" w:cs="Arial"/>
+          <w:noProof/>
+          <w:sz w:val="20"/>
+          <w:szCs w:val="20"/>
+        </w:rPr>
+      </w:pPr>
+    </w:p>
     <w:p>
       <w:pPr>
         <w:ind w:left="990"/>
@@ -2242,8 +1670,8 @@
     <w:sectPr>
       <w:headerReference w:type="default" r:id="rId9"/>
       <w:footerReference w:type="default" r:id="rId10"/>
-      <w:pgSz w:w="20160" w:h="12240" w:orient="landscape" w:code="5"/>
-      <w:pgMar w:top="1440" w:right="1800" w:bottom="1440" w:left="1800" w:header="0" w:footer="0" w:gutter="0"/>
+      <w:pgSz w:w="15840" w:h="12240" w:orient="landscape"/>
+      <w:pgMar w:top="1440" w:right="288" w:bottom="1440" w:left="360" w:header="0" w:footer="288" w:gutter="0"/>
       <w:cols w:space="720"/>
       <w:docGrid w:linePitch="360"/>
     </w:sectPr>
@@ -2255,6 +1683,9 @@
 <w:endnotes xmlns:wpc="http://schemas.microsoft.com/office/word/2010/wordprocessingCanvas" xmlns:mc="http://schemas.openxmlformats.org/markup-compatibility/2006" xmlns:o="urn:schemas-microsoft-com:office:office" xmlns:r="http://schemas.openxmlformats.org/officeDocument/2006/relationships" xmlns:m="http://schemas.openxmlformats.org/officeDocument/2006/math" xmlns:v="urn:schemas-microsoft-com:vml" xmlns:wp14="http://schemas.microsoft.com/office/word/2010/wordprocessingDrawing" xmlns:wp="http://schemas.openxmlformats.org/drawingml/2006/wordprocessingDrawing" xmlns:w10="urn:schemas-microsoft-com:office:word" xmlns:w="http://schemas.openxmlformats.org/wordprocessingml/2006/main" xmlns:w14="http://schemas.microsoft.com/office/word/2010/wordml" xmlns:wpg="http://schemas.microsoft.com/office/word/2010/wordprocessingGroup" xmlns:wpi="http://schemas.microsoft.com/office/word/2010/wordprocessingInk" xmlns:wne="http://schemas.microsoft.com/office/word/2006/wordml" xmlns:wps="http://schemas.microsoft.com/office/word/2010/wordprocessingShape" mc:Ignorable="w14 wp14">
   <w:endnote w:type="separator" w:id="-1">
     <w:p>
+      <w:pPr>
+        <w:spacing w:after="0" w:line="240" w:lineRule="auto"/>
+      </w:pPr>
       <w:r>
         <w:separator/>
       </w:r>
@@ -2262,6 +1693,9 @@
   </w:endnote>
   <w:endnote w:type="continuationSeparator" w:id="0">
     <w:p>
+      <w:pPr>
+        <w:spacing w:after="0" w:line="240" w:lineRule="auto"/>
+      </w:pPr>
       <w:r>
         <w:continuationSeparator/>
       </w:r>
@@ -2272,49 +1706,44 @@
 
 <file path=word/footer1.xml><?xml version="1.0" encoding="utf-8"?>
 <w:ftr xmlns:wpc="http://schemas.microsoft.com/office/word/2010/wordprocessingCanvas" xmlns:mc="http://schemas.openxmlformats.org/markup-compatibility/2006" xmlns:o="urn:schemas-microsoft-com:office:office" xmlns:r="http://schemas.openxmlformats.org/officeDocument/2006/relationships" xmlns:m="http://schemas.openxmlformats.org/officeDocument/2006/math" xmlns:v="urn:schemas-microsoft-com:vml" xmlns:wp14="http://schemas.microsoft.com/office/word/2010/wordprocessingDrawing" xmlns:wp="http://schemas.openxmlformats.org/drawingml/2006/wordprocessingDrawing" xmlns:w10="urn:schemas-microsoft-com:office:word" xmlns:w="http://schemas.openxmlformats.org/wordprocessingml/2006/main" xmlns:w14="http://schemas.microsoft.com/office/word/2010/wordml" xmlns:wpg="http://schemas.microsoft.com/office/word/2010/wordprocessingGroup" xmlns:wpi="http://schemas.microsoft.com/office/word/2010/wordprocessingInk" xmlns:wne="http://schemas.microsoft.com/office/word/2006/wordml" xmlns:wps="http://schemas.microsoft.com/office/word/2010/wordprocessingShape" mc:Ignorable="w14 wp14">
-  <w:sdt>
-    <w:sdtPr>
-      <w:id w:val="1526991935"/>
-      <w:docPartObj>
-        <w:docPartGallery w:val="Page Numbers (Bottom of Page)"/>
-        <w:docPartUnique/>
-      </w:docPartObj>
-    </w:sdtPr>
-    <w:sdtEndPr>
-      <w:rPr>
-        <w:noProof/>
-      </w:rPr>
-    </w:sdtEndPr>
-    <w:sdtContent>
-      <w:p>
-        <w:pPr>
-          <w:pStyle w:val="Footer"/>
-          <w:jc w:val="right"/>
-        </w:pPr>
-        <w:r>
-          <w:fldChar w:fldCharType="begin"/>
-        </w:r>
-        <w:r>
-          <w:instrText xml:space="preserve"> PAGE   \* MERGEFORMAT </w:instrText>
-        </w:r>
-        <w:r>
-          <w:fldChar w:fldCharType="separate"/>
-        </w:r>
-        <w:r>
-          <w:rPr>
-            <w:noProof/>
-          </w:rPr>
-          <w:t>1</w:t>
-        </w:r>
-        <w:r>
-          <w:rPr>
-            <w:noProof/>
-          </w:rPr>
-          <w:fldChar w:fldCharType="end"/>
-        </w:r>
-      </w:p>
-    </w:sdtContent>
-  </w:sdt>
+  <w:p>
+    <w:pPr>
+      <w:pStyle w:val="Footer"/>
+      <w:jc w:val="center"/>
+    </w:pPr>
+    <w:proofErr w:type="spellStart"/>
+    <w:r>
+      <w:t>Sadma</w:t>
+    </w:r>
+    <w:proofErr w:type="spellEnd"/>
+    <w:r>
+      <w:t xml:space="preserve"> Fashion Wear Ltd </w:t>
+    </w:r>
+    <w:proofErr w:type="spellStart"/>
+    <w:r>
+      <w:t>Mouchak</w:t>
+    </w:r>
+    <w:proofErr w:type="spellEnd"/>
+    <w:r>
+      <w:t xml:space="preserve"> (1751), </w:t>
+    </w:r>
+    <w:proofErr w:type="spellStart"/>
+    <w:r>
+      <w:t>Kaliakair</w:t>
+    </w:r>
+    <w:proofErr w:type="spellEnd"/>
+    <w:r>
+      <w:t xml:space="preserve">.  </w:t>
+    </w:r>
+    <w:proofErr w:type="spellStart"/>
+    <w:r>
+      <w:t>Gazipur</w:t>
+    </w:r>
+    <w:proofErr w:type="spellEnd"/>
+    <w:r>
+      <w:t>, Dhaka, Bangladesh.</w:t>
+    </w:r>
+  </w:p>
 </w:ftr>
 </file>
 
@@ -2322,6 +1751,9 @@
 <w:footnotes xmlns:wpc="http://schemas.microsoft.com/office/word/2010/wordprocessingCanvas" xmlns:mc="http://schemas.openxmlformats.org/markup-compatibility/2006" xmlns:o="urn:schemas-microsoft-com:office:office" xmlns:r="http://schemas.openxmlformats.org/officeDocument/2006/relationships" xmlns:m="http://schemas.openxmlformats.org/officeDocument/2006/math" xmlns:v="urn:schemas-microsoft-com:vml" xmlns:wp14="http://schemas.microsoft.com/office/word/2010/wordprocessingDrawing" xmlns:wp="http://schemas.openxmlformats.org/drawingml/2006/wordprocessingDrawing" xmlns:w10="urn:schemas-microsoft-com:office:word" xmlns:w="http://schemas.openxmlformats.org/wordprocessingml/2006/main" xmlns:w14="http://schemas.microsoft.com/office/word/2010/wordml" xmlns:wpg="http://schemas.microsoft.com/office/word/2010/wordprocessingGroup" xmlns:wpi="http://schemas.microsoft.com/office/word/2010/wordprocessingInk" xmlns:wne="http://schemas.microsoft.com/office/word/2006/wordml" xmlns:wps="http://schemas.microsoft.com/office/word/2010/wordprocessingShape" mc:Ignorable="w14 wp14">
   <w:footnote w:type="separator" w:id="-1">
     <w:p>
+      <w:pPr>
+        <w:spacing w:after="0" w:line="240" w:lineRule="auto"/>
+      </w:pPr>
       <w:r>
         <w:separator/>
       </w:r>
@@ -2329,6 +1761,9 @@
   </w:footnote>
   <w:footnote w:type="continuationSeparator" w:id="0">
     <w:p>
+      <w:pPr>
+        <w:spacing w:after="0" w:line="240" w:lineRule="auto"/>
+      </w:pPr>
       <w:r>
         <w:continuationSeparator/>
       </w:r>
@@ -2339,6 +1774,11 @@
 
 <file path=word/header1.xml><?xml version="1.0" encoding="utf-8"?>
 <w:hdr xmlns:wpc="http://schemas.microsoft.com/office/word/2010/wordprocessingCanvas" xmlns:mc="http://schemas.openxmlformats.org/markup-compatibility/2006" xmlns:o="urn:schemas-microsoft-com:office:office" xmlns:r="http://schemas.openxmlformats.org/officeDocument/2006/relationships" xmlns:m="http://schemas.openxmlformats.org/officeDocument/2006/math" xmlns:v="urn:schemas-microsoft-com:vml" xmlns:wp14="http://schemas.microsoft.com/office/word/2010/wordprocessingDrawing" xmlns:wp="http://schemas.openxmlformats.org/drawingml/2006/wordprocessingDrawing" xmlns:w10="urn:schemas-microsoft-com:office:word" xmlns:w="http://schemas.openxmlformats.org/wordprocessingml/2006/main" xmlns:w14="http://schemas.microsoft.com/office/word/2010/wordml" xmlns:wpg="http://schemas.microsoft.com/office/word/2010/wordprocessingGroup" xmlns:wpi="http://schemas.microsoft.com/office/word/2010/wordprocessingInk" xmlns:wne="http://schemas.microsoft.com/office/word/2006/wordml" xmlns:wps="http://schemas.microsoft.com/office/word/2010/wordprocessingShape" mc:Ignorable="w14 wp14">
+  <w:p>
+    <w:pPr>
+      <w:pStyle w:val="Header"/>
+    </w:pPr>
+  </w:p>
   <w:p>
     <w:pPr>
       <w:pStyle w:val="Header"/>
@@ -2355,15 +1795,15 @@
       <mc:AlternateContent>
         <mc:Choice Requires="wps">
           <w:drawing>
-            <wp:anchor distT="45720" distB="45720" distL="114300" distR="114300" simplePos="0" relativeHeight="251659264" behindDoc="1" locked="0" layoutInCell="1" allowOverlap="1" wp14:anchorId="599C719B" wp14:editId="383AE4C2">
+            <wp:anchor distT="45720" distB="45720" distL="114300" distR="114300" simplePos="0" relativeHeight="251659264" behindDoc="1" locked="0" layoutInCell="1" allowOverlap="1" wp14:anchorId="599C719B" wp14:editId="684A2907">
               <wp:simplePos x="0" y="0"/>
               <wp:positionH relativeFrom="page">
-                <wp:posOffset>10477500</wp:posOffset>
+                <wp:posOffset>7378700</wp:posOffset>
               </wp:positionH>
               <wp:positionV relativeFrom="paragraph">
-                <wp:posOffset>19050</wp:posOffset>
+                <wp:posOffset>-1270</wp:posOffset>
               </wp:positionV>
-              <wp:extent cx="2133600" cy="704850"/>
+              <wp:extent cx="2133600" cy="998855"/>
               <wp:effectExtent l="0" t="0" r="0" b="0"/>
               <wp:wrapNone/>
               <wp:docPr id="11" name="Text Box 2"/>
@@ -2379,7 +1819,7 @@
                     <wps:spPr bwMode="auto">
                       <a:xfrm>
                         <a:off x="0" y="0"/>
-                        <a:ext cx="2133600" cy="704850"/>
+                        <a:ext cx="2133600" cy="998855"/>
                       </a:xfrm>
                       <a:prstGeom prst="rect">
                         <a:avLst/>
@@ -2400,13 +1840,25 @@
                             <w:ind w:right="40"/>
                             <w:jc w:val="center"/>
                             <w:rPr>
-                              <w:rFonts w:ascii="Tahoma" w:hAnsi="Tahoma" w:cs="Tahoma"/>
+                              <w:rFonts w:cstheme="minorHAnsi"/>
+                              <w:b/>
                               <w:bCs/>
-                              <w:sz w:val="16"/>
-                              <w:szCs w:val="16"/>
+                              <w:sz w:val="24"/>
+                              <w:szCs w:val="24"/>
                               <w:shd w:val="clear" w:color="auto" w:fill="FFFFFF"/>
                             </w:rPr>
                           </w:pPr>
+                          <w:r>
+                            <w:rPr>
+                              <w:rFonts w:cstheme="minorHAnsi"/>
+                              <w:b/>
+                              <w:bCs/>
+                              <w:sz w:val="24"/>
+                              <w:szCs w:val="24"/>
+                              <w:shd w:val="clear" w:color="auto" w:fill="FFFFFF"/>
+                            </w:rPr>
+                            <w:t>Sadma Fashion Wear Ltd</w:t>
+                          </w:r>
                         </w:p>
                         <w:p>
                           <w:pPr>
@@ -2414,71 +1866,23 @@
                             <w:ind w:right="40"/>
                             <w:jc w:val="center"/>
                             <w:rPr>
-                              <w:rFonts w:ascii="Tahoma" w:hAnsi="Tahoma" w:cs="Tahoma"/>
+                              <w:rFonts w:cstheme="minorHAnsi"/>
                               <w:bCs/>
-                              <w:sz w:val="16"/>
-                              <w:szCs w:val="16"/>
+                              <w:sz w:val="24"/>
+                              <w:szCs w:val="24"/>
                               <w:shd w:val="clear" w:color="auto" w:fill="FFFFFF"/>
                             </w:rPr>
                           </w:pPr>
-                        </w:p>
-                        <w:p>
-                          <w:pPr>
-                            <w:spacing w:line="278" w:lineRule="auto"/>
-                            <w:ind w:right="40"/>
-                            <w:jc w:val="center"/>
-                            <w:rPr>
-                              <w:rFonts w:ascii="Tahoma" w:hAnsi="Tahoma" w:cs="Tahoma"/>
-                              <w:bCs/>
-                              <w:sz w:val="16"/>
-                              <w:szCs w:val="16"/>
-                              <w:shd w:val="clear" w:color="auto" w:fill="FFFFFF"/>
-                            </w:rPr>
-                          </w:pPr>
-                          <w:proofErr w:type="spellStart"/>
                           <w:proofErr w:type="gramStart"/>
                           <w:r>
                             <w:rPr>
-                              <w:rFonts w:ascii="Tahoma" w:hAnsi="Tahoma" w:cs="Tahoma"/>
+                              <w:rFonts w:cstheme="minorHAnsi"/>
                               <w:bCs/>
-                              <w:sz w:val="16"/>
-                              <w:szCs w:val="16"/>
+                              <w:sz w:val="24"/>
+                              <w:szCs w:val="24"/>
                               <w:shd w:val="clear" w:color="auto" w:fill="FFFFFF"/>
                             </w:rPr>
-                            <w:t>Mouchak</w:t>
-                          </w:r>
-                          <w:proofErr w:type="spellEnd"/>
-                          <w:r>
-                            <w:rPr>
-                              <w:rFonts w:ascii="Tahoma" w:hAnsi="Tahoma" w:cs="Tahoma"/>
-                              <w:bCs/>
-                              <w:sz w:val="16"/>
-                              <w:szCs w:val="16"/>
-                              <w:shd w:val="clear" w:color="auto" w:fill="FFFFFF"/>
-                            </w:rPr>
-                            <w:t xml:space="preserve"> (1751), </w:t>
-                          </w:r>
-                          <w:proofErr w:type="spellStart"/>
-                          <w:r>
-                            <w:rPr>
-                              <w:rFonts w:ascii="Tahoma" w:hAnsi="Tahoma" w:cs="Tahoma"/>
-                              <w:bCs/>
-                              <w:sz w:val="16"/>
-                              <w:szCs w:val="16"/>
-                              <w:shd w:val="clear" w:color="auto" w:fill="FFFFFF"/>
-                            </w:rPr>
-                            <w:t>Kaliakair</w:t>
-                          </w:r>
-                          <w:proofErr w:type="spellEnd"/>
-                          <w:r>
-                            <w:rPr>
-                              <w:rFonts w:ascii="Tahoma" w:hAnsi="Tahoma" w:cs="Tahoma"/>
-                              <w:bCs/>
-                              <w:sz w:val="16"/>
-                              <w:szCs w:val="16"/>
-                              <w:shd w:val="clear" w:color="auto" w:fill="FFFFFF"/>
-                            </w:rPr>
-                            <w:t>.</w:t>
+                            <w:t>Mouchak (1751), Kaliakair.</w:t>
                           </w:r>
                           <w:proofErr w:type="gramEnd"/>
                         </w:p>
@@ -2488,33 +1892,21 @@
                             <w:ind w:right="40"/>
                             <w:jc w:val="center"/>
                             <w:rPr>
-                              <w:rFonts w:ascii="Tahoma" w:eastAsia="Arial" w:hAnsi="Tahoma" w:cs="Tahoma"/>
+                              <w:rFonts w:ascii="Arial" w:eastAsia="Arial" w:hAnsi="Arial" w:cs="Arial"/>
                               <w:sz w:val="16"/>
                               <w:szCs w:val="16"/>
                             </w:rPr>
                           </w:pPr>
-                          <w:proofErr w:type="spellStart"/>
                           <w:proofErr w:type="gramStart"/>
                           <w:r>
                             <w:rPr>
-                              <w:rFonts w:ascii="Tahoma" w:hAnsi="Tahoma" w:cs="Tahoma"/>
+                              <w:rFonts w:cstheme="minorHAnsi"/>
                               <w:bCs/>
-                              <w:sz w:val="16"/>
-                              <w:szCs w:val="16"/>
+                              <w:sz w:val="24"/>
+                              <w:szCs w:val="24"/>
                               <w:shd w:val="clear" w:color="auto" w:fill="FFFFFF"/>
                             </w:rPr>
-                            <w:t>Gazipur</w:t>
-                          </w:r>
-                          <w:proofErr w:type="spellEnd"/>
-                          <w:r>
-                            <w:rPr>
-                              <w:rFonts w:ascii="Tahoma" w:hAnsi="Tahoma" w:cs="Tahoma"/>
-                              <w:bCs/>
-                              <w:sz w:val="16"/>
-                              <w:szCs w:val="16"/>
-                              <w:shd w:val="clear" w:color="auto" w:fill="FFFFFF"/>
-                            </w:rPr>
-                            <w:t>, Dhaka, Bangladesh.</w:t>
+                            <w:t>Gazipur, Dhaka, Bangladesh.</w:t>
                           </w:r>
                           <w:proofErr w:type="gramEnd"/>
                         </w:p>
@@ -2564,7 +1956,7 @@
               <v:stroke joinstyle="miter"/>
               <v:path gradientshapeok="t" o:connecttype="rect"/>
             </v:shapetype>
-            <v:shape id="_x0000_s1027" type="#_x0000_t202" style="position:absolute;margin-left:825pt;margin-top:1.5pt;width:168pt;height:55.5pt;z-index:-251657216;visibility:visible;mso-wrap-style:square;mso-width-percent:0;mso-height-percent:0;mso-wrap-distance-left:9pt;mso-wrap-distance-top:3.6pt;mso-wrap-distance-right:9pt;mso-wrap-distance-bottom:3.6pt;mso-position-horizontal:absolute;mso-position-horizontal-relative:page;mso-position-vertical:absolute;mso-position-vertical-relative:text;mso-width-percent:0;mso-height-percent:0;mso-width-relative:margin;mso-height-relative:margin;v-text-anchor:top" o:gfxdata="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" filled="f" stroked="f">
+            <v:shape id="_x0000_s1029" type="#_x0000_t202" style="position:absolute;margin-left:581pt;margin-top:-.1pt;width:168pt;height:78.65pt;z-index:-251657216;visibility:visible;mso-wrap-style:square;mso-width-percent:0;mso-height-percent:0;mso-wrap-distance-left:9pt;mso-wrap-distance-top:3.6pt;mso-wrap-distance-right:9pt;mso-wrap-distance-bottom:3.6pt;mso-position-horizontal:absolute;mso-position-horizontal-relative:page;mso-position-vertical:absolute;mso-position-vertical-relative:text;mso-width-percent:0;mso-height-percent:0;mso-width-relative:margin;mso-height-relative:margin;v-text-anchor:top" o:gfxdata="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" filled="f" stroked="f">
               <v:textbox>
                 <w:txbxContent>
                   <w:p>
@@ -2573,50 +1965,24 @@
                       <w:ind w:right="40"/>
                       <w:jc w:val="center"/>
                       <w:rPr>
-                        <w:rFonts w:ascii="Tahoma" w:hAnsi="Tahoma" w:cs="Tahoma"/>
+                        <w:rFonts w:cstheme="minorHAnsi"/>
+                        <w:b/>
                         <w:bCs/>
-                        <w:sz w:val="16"/>
-                        <w:szCs w:val="16"/>
-                        <w:shd w:val="clear" w:color="auto" w:fill="FFFFFF"/>
-                      </w:rPr>
-                    </w:pPr>
-                  </w:p>
-                  <w:p>
-                    <w:pPr>
-                      <w:spacing w:line="278" w:lineRule="auto"/>
-                      <w:ind w:right="40"/>
-                      <w:jc w:val="center"/>
-                      <w:rPr>
-                        <w:rFonts w:ascii="Tahoma" w:hAnsi="Tahoma" w:cs="Tahoma"/>
-                        <w:bCs/>
-                        <w:sz w:val="16"/>
-                        <w:szCs w:val="16"/>
-                        <w:shd w:val="clear" w:color="auto" w:fill="FFFFFF"/>
-                      </w:rPr>
-                    </w:pPr>
-                  </w:p>
-                  <w:p>
-                    <w:pPr>
-                      <w:spacing w:line="278" w:lineRule="auto"/>
-                      <w:ind w:right="40"/>
-                      <w:jc w:val="center"/>
-                      <w:rPr>
-                        <w:rFonts w:ascii="Tahoma" w:hAnsi="Tahoma" w:cs="Tahoma"/>
-                        <w:bCs/>
-                        <w:sz w:val="16"/>
-                        <w:szCs w:val="16"/>
+                        <w:sz w:val="24"/>
+                        <w:szCs w:val="24"/>
                         <w:shd w:val="clear" w:color="auto" w:fill="FFFFFF"/>
                       </w:rPr>
                     </w:pPr>
                     <w:r>
                       <w:rPr>
-                        <w:rFonts w:ascii="Tahoma" w:hAnsi="Tahoma" w:cs="Tahoma"/>
+                        <w:rFonts w:cstheme="minorHAnsi"/>
+                        <w:b/>
                         <w:bCs/>
-                        <w:sz w:val="16"/>
-                        <w:szCs w:val="16"/>
+                        <w:sz w:val="24"/>
+                        <w:szCs w:val="24"/>
                         <w:shd w:val="clear" w:color="auto" w:fill="FFFFFF"/>
                       </w:rPr>
-                      <w:t>Mouchak (1751), Kaliakair.</w:t>
+                      <w:t>Sadma Fashion Wear Ltd</w:t>
                     </w:r>
                   </w:p>
                   <w:p>
@@ -2625,21 +1991,49 @@
                       <w:ind w:right="40"/>
                       <w:jc w:val="center"/>
                       <w:rPr>
-                        <w:rFonts w:ascii="Tahoma" w:eastAsia="Arial" w:hAnsi="Tahoma" w:cs="Tahoma"/>
+                        <w:rFonts w:cstheme="minorHAnsi"/>
+                        <w:bCs/>
+                        <w:sz w:val="24"/>
+                        <w:szCs w:val="24"/>
+                        <w:shd w:val="clear" w:color="auto" w:fill="FFFFFF"/>
+                      </w:rPr>
+                    </w:pPr>
+                    <w:proofErr w:type="gramStart"/>
+                    <w:r>
+                      <w:rPr>
+                        <w:rFonts w:cstheme="minorHAnsi"/>
+                        <w:bCs/>
+                        <w:sz w:val="24"/>
+                        <w:szCs w:val="24"/>
+                        <w:shd w:val="clear" w:color="auto" w:fill="FFFFFF"/>
+                      </w:rPr>
+                      <w:t>Mouchak (1751), Kaliakair.</w:t>
+                    </w:r>
+                    <w:proofErr w:type="gramEnd"/>
+                  </w:p>
+                  <w:p>
+                    <w:pPr>
+                      <w:spacing w:line="278" w:lineRule="auto"/>
+                      <w:ind w:right="40"/>
+                      <w:jc w:val="center"/>
+                      <w:rPr>
+                        <w:rFonts w:ascii="Arial" w:eastAsia="Arial" w:hAnsi="Arial" w:cs="Arial"/>
                         <w:sz w:val="16"/>
                         <w:szCs w:val="16"/>
                       </w:rPr>
                     </w:pPr>
+                    <w:proofErr w:type="gramStart"/>
                     <w:r>
                       <w:rPr>
-                        <w:rFonts w:ascii="Tahoma" w:hAnsi="Tahoma" w:cs="Tahoma"/>
+                        <w:rFonts w:cstheme="minorHAnsi"/>
                         <w:bCs/>
-                        <w:sz w:val="16"/>
-                        <w:szCs w:val="16"/>
+                        <w:sz w:val="24"/>
+                        <w:szCs w:val="24"/>
                         <w:shd w:val="clear" w:color="auto" w:fill="FFFFFF"/>
                       </w:rPr>
                       <w:t>Gazipur, Dhaka, Bangladesh.</w:t>
                     </w:r>
+                    <w:proofErr w:type="gramEnd"/>
                   </w:p>
                   <w:p>
                     <w:pPr>
@@ -2672,167 +2066,15 @@
         </mc:Fallback>
       </mc:AlternateContent>
     </w:r>
-  </w:p>
-  <w:p>
-    <w:pPr>
-      <w:pStyle w:val="Header"/>
-      <w:ind w:left="-1152"/>
-    </w:pPr>
-    <w:r>
-      <w:rPr>
-        <w:noProof/>
-      </w:rPr>
-      <mc:AlternateContent>
-        <mc:Choice Requires="wps">
-          <w:drawing>
-            <wp:anchor distT="0" distB="0" distL="114300" distR="114300" simplePos="0" relativeHeight="251660288" behindDoc="0" locked="0" layoutInCell="1" allowOverlap="1" wp14:anchorId="65CB4EB6" wp14:editId="2FFD33F2">
-              <wp:simplePos x="0" y="0"/>
-              <wp:positionH relativeFrom="column">
-                <wp:posOffset>-639445</wp:posOffset>
-              </wp:positionH>
-              <wp:positionV relativeFrom="paragraph">
-                <wp:posOffset>789940</wp:posOffset>
-              </wp:positionV>
-              <wp:extent cx="2370455" cy="318135"/>
-              <wp:effectExtent l="0" t="0" r="10795" b="24765"/>
-              <wp:wrapNone/>
-              <wp:docPr id="6" name="Rounded Rectangle 6"/>
-              <wp:cNvGraphicFramePr/>
-              <a:graphic xmlns:a="http://schemas.openxmlformats.org/drawingml/2006/main">
-                <a:graphicData uri="http://schemas.microsoft.com/office/word/2010/wordprocessingShape">
-                  <wps:wsp>
-                    <wps:cNvSpPr/>
-                    <wps:spPr>
-                      <a:xfrm>
-                        <a:off x="0" y="0"/>
-                        <a:ext cx="2370455" cy="318135"/>
-                      </a:xfrm>
-                      <a:prstGeom prst="roundRect">
-                        <a:avLst/>
-                      </a:prstGeom>
-                      <a:solidFill>
-                        <a:schemeClr val="bg1"/>
-                      </a:solidFill>
-                      <a:ln>
-                        <a:solidFill>
-                          <a:schemeClr val="bg1"/>
-                        </a:solidFill>
-                      </a:ln>
-                    </wps:spPr>
-                    <wps:style>
-                      <a:lnRef idx="2">
-                        <a:schemeClr val="dk1">
-                          <a:shade val="50000"/>
-                        </a:schemeClr>
-                      </a:lnRef>
-                      <a:fillRef idx="1">
-                        <a:schemeClr val="dk1"/>
-                      </a:fillRef>
-                      <a:effectRef idx="0">
-                        <a:schemeClr val="dk1"/>
-                      </a:effectRef>
-                      <a:fontRef idx="minor">
-                        <a:schemeClr val="lt1"/>
-                      </a:fontRef>
-                    </wps:style>
-                    <wps:txbx>
-                      <w:txbxContent>
-                        <w:p>
-                          <w:pPr>
-                            <w:rPr>
-                              <w:rFonts w:ascii="Tahoma" w:hAnsi="Tahoma" w:cs="Tahoma"/>
-                              <w:b/>
-                              <w:color w:val="000000" w:themeColor="text1"/>
-                              <w:sz w:val="16"/>
-                              <w:szCs w:val="16"/>
-                            </w:rPr>
-                          </w:pPr>
-                          <w:proofErr w:type="spellStart"/>
-                          <w:r>
-                            <w:rPr>
-                              <w:rFonts w:ascii="Tahoma" w:hAnsi="Tahoma" w:cs="Tahoma"/>
-                              <w:b/>
-                              <w:color w:val="000000" w:themeColor="text1"/>
-                              <w:sz w:val="16"/>
-                              <w:szCs w:val="16"/>
-                            </w:rPr>
-                            <w:t>Sadma</w:t>
-                          </w:r>
-                          <w:proofErr w:type="spellEnd"/>
-                          <w:r>
-                            <w:rPr>
-                              <w:rFonts w:ascii="Tahoma" w:hAnsi="Tahoma" w:cs="Tahoma"/>
-                              <w:b/>
-                              <w:color w:val="000000" w:themeColor="text1"/>
-                              <w:sz w:val="16"/>
-                              <w:szCs w:val="16"/>
-                            </w:rPr>
-                            <w:t xml:space="preserve"> Fashion Wear Ltd</w:t>
-                          </w:r>
-                        </w:p>
-                      </w:txbxContent>
-                    </wps:txbx>
-                    <wps:bodyPr rot="0" spcFirstLastPara="0" vertOverflow="overflow" horzOverflow="overflow" vert="horz" wrap="square" lIns="91440" tIns="45720" rIns="91440" bIns="45720" numCol="1" spcCol="0" rtlCol="0" fromWordArt="0" anchor="ctr" anchorCtr="0" forceAA="0" compatLnSpc="1">
-                      <a:prstTxWarp prst="textNoShape">
-                        <a:avLst/>
-                      </a:prstTxWarp>
-                      <a:noAutofit/>
-                    </wps:bodyPr>
-                  </wps:wsp>
-                </a:graphicData>
-              </a:graphic>
-              <wp14:sizeRelH relativeFrom="margin">
-                <wp14:pctWidth>0</wp14:pctWidth>
-              </wp14:sizeRelH>
-              <wp14:sizeRelV relativeFrom="margin">
-                <wp14:pctHeight>0</wp14:pctHeight>
-              </wp14:sizeRelV>
-            </wp:anchor>
-          </w:drawing>
-        </mc:Choice>
-        <mc:Fallback>
-          <w:pict>
-            <v:roundrect id="Rounded Rectangle 6" o:spid="_x0000_s1028" style="position:absolute;left:0;text-align:left;margin-left:-50.35pt;margin-top:62.2pt;width:186.65pt;height:25.05pt;z-index:251660288;visibility:visible;mso-wrap-style:square;mso-width-percent:0;mso-height-percent:0;mso-wrap-distance-left:9pt;mso-wrap-distance-top:0;mso-wrap-distance-right:9pt;mso-wrap-distance-bottom:0;mso-position-horizontal:absolute;mso-position-horizontal-relative:text;mso-position-vertical:absolute;mso-position-vertical-relative:text;mso-width-percent:0;mso-height-percent:0;mso-width-relative:margin;mso-height-relative:margin;v-text-anchor:middle" arcsize="10923f" o:gfxdata="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" fillcolor="white [3212]" strokecolor="white [3212]" strokeweight="1pt">
-              <v:stroke joinstyle="miter"/>
-              <v:textbox>
-                <w:txbxContent>
-                  <w:p>
-                    <w:pPr>
-                      <w:rPr>
-                        <w:rFonts w:ascii="Tahoma" w:hAnsi="Tahoma" w:cs="Tahoma"/>
-                        <w:b/>
-                        <w:color w:val="000000" w:themeColor="text1"/>
-                        <w:sz w:val="16"/>
-                        <w:szCs w:val="16"/>
-                      </w:rPr>
-                    </w:pPr>
-                    <w:r>
-                      <w:rPr>
-                        <w:rFonts w:ascii="Tahoma" w:hAnsi="Tahoma" w:cs="Tahoma"/>
-                        <w:b/>
-                        <w:color w:val="000000" w:themeColor="text1"/>
-                        <w:sz w:val="16"/>
-                        <w:szCs w:val="16"/>
-                      </w:rPr>
-                      <w:t>Sadma Fashion Wear Ltd</w:t>
-                    </w:r>
-                  </w:p>
-                </w:txbxContent>
-              </v:textbox>
-            </v:roundrect>
-          </w:pict>
-        </mc:Fallback>
-      </mc:AlternateContent>
-    </w:r>
     <w:r>
       <w:rPr>
         <w:noProof/>
       </w:rPr>
       <w:drawing>
-        <wp:inline distT="0" distB="0" distL="0" distR="0" wp14:anchorId="74417F77" wp14:editId="37988028">
-          <wp:extent cx="1819275" cy="876300"/>
-          <wp:effectExtent l="0" t="0" r="9525" b="0"/>
-          <wp:docPr id="3" name="Picture 3"/>
+        <wp:inline distT="0" distB="0" distL="0" distR="0" wp14:anchorId="74417F77" wp14:editId="6B704339">
+          <wp:extent cx="1871331" cy="1018624"/>
+          <wp:effectExtent l="0" t="0" r="0" b="0"/>
+          <wp:docPr id="1" name="Picture 1"/>
           <wp:cNvGraphicFramePr>
             <a:graphicFrameLocks xmlns:a="http://schemas.openxmlformats.org/drawingml/2006/main" noChangeAspect="1"/>
           </wp:cNvGraphicFramePr>
@@ -2858,7 +2100,7 @@
                 <pic:spPr>
                   <a:xfrm>
                     <a:off x="0" y="0"/>
-                    <a:ext cx="1820672" cy="876973"/>
+                    <a:ext cx="1872344" cy="1019175"/>
                   </a:xfrm>
                   <a:prstGeom prst="rect">
                     <a:avLst/>
@@ -2873,11 +2115,6 @@
     <w:r>
       <w:t xml:space="preserve">   </w:t>
     </w:r>
-  </w:p>
-  <w:p>
-    <w:pPr>
-      <w:pStyle w:val="Header"/>
-    </w:pPr>
   </w:p>
 </w:hdr>
 </file>
@@ -3152,7 +2389,11 @@
         <w:lang w:val="en-US" w:eastAsia="en-US" w:bidi="ar-SA"/>
       </w:rPr>
     </w:rPrDefault>
-    <w:pPrDefault/>
+    <w:pPrDefault>
+      <w:pPr>
+        <w:spacing w:after="160" w:line="259" w:lineRule="auto"/>
+      </w:pPr>
+    </w:pPrDefault>
   </w:docDefaults>
   <w:latentStyles w:defLockedState="0" w:defUIPriority="99" w:defSemiHidden="1" w:defUnhideWhenUsed="1" w:defQFormat="0" w:count="267">
     <w:lsdException w:name="Normal" w:semiHidden="0" w:uiPriority="0" w:unhideWhenUsed="0" w:qFormat="1"/>
@@ -3329,6 +2570,9 @@
     <w:basedOn w:val="TableNormal"/>
     <w:uiPriority w:val="39"/>
     <w:rsid w:val="00E11788"/>
+    <w:pPr>
+      <w:spacing w:after="0" w:line="240" w:lineRule="auto"/>
+    </w:pPr>
     <w:tblPr>
       <w:tblBorders>
         <w:top w:val="single" w:sz="4" w:space="0" w:color="auto"/>
@@ -3352,6 +2596,7 @@
         <w:tab w:val="center" w:pos="4680"/>
         <w:tab w:val="right" w:pos="9360"/>
       </w:tabs>
+      <w:spacing w:after="0" w:line="240" w:lineRule="auto"/>
     </w:pPr>
   </w:style>
   <w:style w:type="character" w:customStyle="1" w:styleId="HeaderChar">
@@ -3373,6 +2618,7 @@
         <w:tab w:val="center" w:pos="4680"/>
         <w:tab w:val="right" w:pos="9360"/>
       </w:tabs>
+      <w:spacing w:after="0" w:line="240" w:lineRule="auto"/>
     </w:pPr>
   </w:style>
   <w:style w:type="character" w:customStyle="1" w:styleId="FooterChar">
@@ -3402,6 +2648,9 @@
     <w:semiHidden/>
     <w:unhideWhenUsed/>
     <w:rsid w:val="0025478F"/>
+    <w:pPr>
+      <w:spacing w:line="240" w:lineRule="auto"/>
+    </w:pPr>
     <w:rPr>
       <w:sz w:val="20"/>
       <w:szCs w:val="20"/>
@@ -3455,6 +2704,9 @@
     <w:semiHidden/>
     <w:unhideWhenUsed/>
     <w:rsid w:val="0025478F"/>
+    <w:pPr>
+      <w:spacing w:after="0" w:line="240" w:lineRule="auto"/>
+    </w:pPr>
     <w:rPr>
       <w:rFonts w:ascii="Segoe UI" w:hAnsi="Segoe UI" w:cs="Segoe UI"/>
       <w:sz w:val="18"/>
@@ -3504,7 +2756,11 @@
         <w:lang w:val="en-US" w:eastAsia="en-US" w:bidi="ar-SA"/>
       </w:rPr>
     </w:rPrDefault>
-    <w:pPrDefault/>
+    <w:pPrDefault>
+      <w:pPr>
+        <w:spacing w:after="160" w:line="259" w:lineRule="auto"/>
+      </w:pPr>
+    </w:pPrDefault>
   </w:docDefaults>
   <w:latentStyles w:defLockedState="0" w:defUIPriority="99" w:defSemiHidden="1" w:defUnhideWhenUsed="1" w:defQFormat="0" w:count="267">
     <w:lsdException w:name="Normal" w:semiHidden="0" w:uiPriority="0" w:unhideWhenUsed="0" w:qFormat="1"/>
@@ -3681,6 +2937,9 @@
     <w:basedOn w:val="TableNormal"/>
     <w:uiPriority w:val="39"/>
     <w:rsid w:val="00E11788"/>
+    <w:pPr>
+      <w:spacing w:after="0" w:line="240" w:lineRule="auto"/>
+    </w:pPr>
     <w:tblPr>
       <w:tblBorders>
         <w:top w:val="single" w:sz="4" w:space="0" w:color="auto"/>
@@ -3704,6 +2963,7 @@
         <w:tab w:val="center" w:pos="4680"/>
         <w:tab w:val="right" w:pos="9360"/>
       </w:tabs>
+      <w:spacing w:after="0" w:line="240" w:lineRule="auto"/>
     </w:pPr>
   </w:style>
   <w:style w:type="character" w:customStyle="1" w:styleId="HeaderChar">
@@ -3725,6 +2985,7 @@
         <w:tab w:val="center" w:pos="4680"/>
         <w:tab w:val="right" w:pos="9360"/>
       </w:tabs>
+      <w:spacing w:after="0" w:line="240" w:lineRule="auto"/>
     </w:pPr>
   </w:style>
   <w:style w:type="character" w:customStyle="1" w:styleId="FooterChar">
@@ -3754,6 +3015,9 @@
     <w:semiHidden/>
     <w:unhideWhenUsed/>
     <w:rsid w:val="0025478F"/>
+    <w:pPr>
+      <w:spacing w:line="240" w:lineRule="auto"/>
+    </w:pPr>
     <w:rPr>
       <w:sz w:val="20"/>
       <w:szCs w:val="20"/>
@@ -3807,6 +3071,9 @@
     <w:semiHidden/>
     <w:unhideWhenUsed/>
     <w:rsid w:val="0025478F"/>
+    <w:pPr>
+      <w:spacing w:after="0" w:line="240" w:lineRule="auto"/>
+    </w:pPr>
     <w:rPr>
       <w:rFonts w:ascii="Segoe UI" w:hAnsi="Segoe UI" w:cs="Segoe UI"/>
       <w:sz w:val="18"/>
@@ -4134,7 +3401,7 @@
   <a:extraClrSchemeLst/>
   <a:extLst>
     <a:ext uri="{05A4C25C-085E-4340-85A3-A5531E510DB2}">
-      <thm15:themeFamily xmlns:thm15="http://schemas.microsoft.com/office/thememl/2012/main" xmlns="" name="Office Theme" id="{62F939B6-93AF-4DB8-9C6B-D6C7DFDC589F}" vid="{4A3C46E8-61CC-4603-A589-7422A47A8E4A}"/>
+      <thm15:themeFamily xmlns="" xmlns:thm15="http://schemas.microsoft.com/office/thememl/2012/main" name="Office Theme" id="{62F939B6-93AF-4DB8-9C6B-D6C7DFDC589F}" vid="{4A3C46E8-61CC-4603-A589-7422A47A8E4A}"/>
     </a:ext>
   </a:extLst>
 </a:theme>
@@ -4145,7 +3412,7 @@
 </file>
 
 <file path=customXml/itemProps1.xml><?xml version="1.0" encoding="utf-8"?>
-<ds:datastoreItem xmlns:ds="http://schemas.openxmlformats.org/officeDocument/2006/customXml" ds:itemID="{D19320E8-CC33-406E-92C2-44E6C4BFD7D6}">
+<ds:datastoreItem xmlns:ds="http://schemas.openxmlformats.org/officeDocument/2006/customXml" ds:itemID="{7698EC89-B148-41D2-B7F9-C840B794C32E}">
   <ds:schemaRefs>
     <ds:schemaRef ds:uri="http://schemas.openxmlformats.org/officeDocument/2006/bibliography"/>
   </ds:schemaRefs>
